--- a/docs/tables/auc3/sec8_ckd_c30_surv.docx
+++ b/docs/tables/auc3/sec8_ckd_c30_surv.docx
@@ -2069,113 +2069,113 @@
                 <w:szCs w:val="22"/>
                 <w:color w:val="000000"/>
               </w:rPr>
-              <w:t xml:space="preserve">0.59</w:t>
-            </w:r>
-          </w:p>
-        </w:tc>
-        <w:tc>
-          <w:tcPr>
-            <w:tcBorders>
-              <w:bottom w:val="none" w:sz="0" w:space="0" w:color="000000"/>
-              <w:top w:val="none" w:sz="0" w:space="0" w:color="000000"/>
-              <w:left w:val="none" w:sz="0" w:space="0" w:color="000000"/>
-              <w:right w:val="none" w:sz="0" w:space="0" w:color="000000"/>
-            </w:tcBorders>
-            <w:shd w:val="clear" w:color="auto" w:fill="FFFFFF"/>
-            <w:tcMar>
-              <w:top w:w="0" w:type="dxa"/>
-              <w:bottom w:w="0" w:type="dxa"/>
-              <w:left w:w="0" w:type="dxa"/>
-              <w:right w:w="0" w:type="dxa"/>
-            </w:tcMar>
-            <w:vAlign w:val="top"/>
-          </w:tcPr>
-          <w:p>
-            <w:pPr>
-              <w:pStyle w:val="Normal"/>
-              <w:jc w:val="center"/>
-              <w:pBdr>
-                <w:bottom w:val="none" w:sz="0" w:space="0" w:color="000000"/>
-                <w:top w:val="none" w:sz="0" w:space="0" w:color="000000"/>
-                <w:left w:val="none" w:sz="0" w:space="0" w:color="000000"/>
-                <w:right w:val="none" w:sz="0" w:space="0" w:color="000000"/>
-              </w:pBdr>
-              <w:spacing w:after="100" w:before="100" w:line="240"/>
-              <w:ind w:left="100" w:right="100" w:firstLine="0" w:firstLineChars="0"/>
-              <w:rPr>
-                <w:rFonts w:ascii="Helvetica" w:hAnsi="Helvetica" w:eastAsia="Helvetica" w:cs="Helvetica"/>
-                <w:i w:val="false"/>
-                <w:b w:val="false"/>
-                <w:u w:val="none"/>
-                <w:sz w:val="22"/>
-                <w:szCs w:val="22"/>
-                <w:color w:val="000000"/>
-              </w:rPr>
-            </w:pPr>
-            <w:r>
-              <w:rPr>
-                <w:rFonts w:ascii="Helvetica" w:hAnsi="Helvetica" w:eastAsia="Helvetica" w:cs="Helvetica"/>
-                <w:i w:val="false"/>
-                <w:b w:val="false"/>
-                <w:u w:val="none"/>
-                <w:sz w:val="22"/>
-                <w:szCs w:val="22"/>
-                <w:color w:val="000000"/>
-              </w:rPr>
-              <w:t xml:space="preserve">0.03, 13.8</w:t>
-            </w:r>
-          </w:p>
-        </w:tc>
-        <w:tc>
-          <w:tcPr>
-            <w:tcBorders>
-              <w:bottom w:val="none" w:sz="0" w:space="0" w:color="000000"/>
-              <w:top w:val="none" w:sz="0" w:space="0" w:color="000000"/>
-              <w:left w:val="none" w:sz="0" w:space="0" w:color="000000"/>
-              <w:right w:val="none" w:sz="0" w:space="0" w:color="000000"/>
-            </w:tcBorders>
-            <w:shd w:val="clear" w:color="auto" w:fill="FFFFFF"/>
-            <w:tcMar>
-              <w:top w:w="0" w:type="dxa"/>
-              <w:bottom w:w="0" w:type="dxa"/>
-              <w:left w:w="0" w:type="dxa"/>
-              <w:right w:w="0" w:type="dxa"/>
-            </w:tcMar>
-            <w:vAlign w:val="top"/>
-          </w:tcPr>
-          <w:p>
-            <w:pPr>
-              <w:pStyle w:val="Normal"/>
-              <w:jc w:val="center"/>
-              <w:pBdr>
-                <w:bottom w:val="none" w:sz="0" w:space="0" w:color="000000"/>
-                <w:top w:val="none" w:sz="0" w:space="0" w:color="000000"/>
-                <w:left w:val="none" w:sz="0" w:space="0" w:color="000000"/>
-                <w:right w:val="none" w:sz="0" w:space="0" w:color="000000"/>
-              </w:pBdr>
-              <w:spacing w:after="100" w:before="100" w:line="240"/>
-              <w:ind w:left="100" w:right="100" w:firstLine="0" w:firstLineChars="0"/>
-              <w:rPr>
-                <w:rFonts w:ascii="Helvetica" w:hAnsi="Helvetica" w:eastAsia="Helvetica" w:cs="Helvetica"/>
-                <w:i w:val="false"/>
-                <w:b w:val="false"/>
-                <w:u w:val="none"/>
-                <w:sz w:val="22"/>
-                <w:szCs w:val="22"/>
-                <w:color w:val="000000"/>
-              </w:rPr>
-            </w:pPr>
-            <w:r>
-              <w:rPr>
-                <w:rFonts w:ascii="Helvetica" w:hAnsi="Helvetica" w:eastAsia="Helvetica" w:cs="Helvetica"/>
-                <w:i w:val="false"/>
-                <w:b w:val="false"/>
-                <w:u w:val="none"/>
-                <w:sz w:val="22"/>
-                <w:szCs w:val="22"/>
-                <w:color w:val="000000"/>
-              </w:rPr>
-              <w:t xml:space="preserve">0.740</w:t>
+              <w:t xml:space="preserve">1.09</w:t>
+            </w:r>
+          </w:p>
+        </w:tc>
+        <w:tc>
+          <w:tcPr>
+            <w:tcBorders>
+              <w:bottom w:val="none" w:sz="0" w:space="0" w:color="000000"/>
+              <w:top w:val="none" w:sz="0" w:space="0" w:color="000000"/>
+              <w:left w:val="none" w:sz="0" w:space="0" w:color="000000"/>
+              <w:right w:val="none" w:sz="0" w:space="0" w:color="000000"/>
+            </w:tcBorders>
+            <w:shd w:val="clear" w:color="auto" w:fill="FFFFFF"/>
+            <w:tcMar>
+              <w:top w:w="0" w:type="dxa"/>
+              <w:bottom w:w="0" w:type="dxa"/>
+              <w:left w:w="0" w:type="dxa"/>
+              <w:right w:w="0" w:type="dxa"/>
+            </w:tcMar>
+            <w:vAlign w:val="top"/>
+          </w:tcPr>
+          <w:p>
+            <w:pPr>
+              <w:pStyle w:val="Normal"/>
+              <w:jc w:val="center"/>
+              <w:pBdr>
+                <w:bottom w:val="none" w:sz="0" w:space="0" w:color="000000"/>
+                <w:top w:val="none" w:sz="0" w:space="0" w:color="000000"/>
+                <w:left w:val="none" w:sz="0" w:space="0" w:color="000000"/>
+                <w:right w:val="none" w:sz="0" w:space="0" w:color="000000"/>
+              </w:pBdr>
+              <w:spacing w:after="100" w:before="100" w:line="240"/>
+              <w:ind w:left="100" w:right="100" w:firstLine="0" w:firstLineChars="0"/>
+              <w:rPr>
+                <w:rFonts w:ascii="Helvetica" w:hAnsi="Helvetica" w:eastAsia="Helvetica" w:cs="Helvetica"/>
+                <w:i w:val="false"/>
+                <w:b w:val="false"/>
+                <w:u w:val="none"/>
+                <w:sz w:val="22"/>
+                <w:szCs w:val="22"/>
+                <w:color w:val="000000"/>
+              </w:rPr>
+            </w:pPr>
+            <w:r>
+              <w:rPr>
+                <w:rFonts w:ascii="Helvetica" w:hAnsi="Helvetica" w:eastAsia="Helvetica" w:cs="Helvetica"/>
+                <w:i w:val="false"/>
+                <w:b w:val="false"/>
+                <w:u w:val="none"/>
+                <w:sz w:val="22"/>
+                <w:szCs w:val="22"/>
+                <w:color w:val="000000"/>
+              </w:rPr>
+              <w:t xml:space="preserve">0.03, 44.9</w:t>
+            </w:r>
+          </w:p>
+        </w:tc>
+        <w:tc>
+          <w:tcPr>
+            <w:tcBorders>
+              <w:bottom w:val="none" w:sz="0" w:space="0" w:color="000000"/>
+              <w:top w:val="none" w:sz="0" w:space="0" w:color="000000"/>
+              <w:left w:val="none" w:sz="0" w:space="0" w:color="000000"/>
+              <w:right w:val="none" w:sz="0" w:space="0" w:color="000000"/>
+            </w:tcBorders>
+            <w:shd w:val="clear" w:color="auto" w:fill="FFFFFF"/>
+            <w:tcMar>
+              <w:top w:w="0" w:type="dxa"/>
+              <w:bottom w:w="0" w:type="dxa"/>
+              <w:left w:w="0" w:type="dxa"/>
+              <w:right w:w="0" w:type="dxa"/>
+            </w:tcMar>
+            <w:vAlign w:val="top"/>
+          </w:tcPr>
+          <w:p>
+            <w:pPr>
+              <w:pStyle w:val="Normal"/>
+              <w:jc w:val="center"/>
+              <w:pBdr>
+                <w:bottom w:val="none" w:sz="0" w:space="0" w:color="000000"/>
+                <w:top w:val="none" w:sz="0" w:space="0" w:color="000000"/>
+                <w:left w:val="none" w:sz="0" w:space="0" w:color="000000"/>
+                <w:right w:val="none" w:sz="0" w:space="0" w:color="000000"/>
+              </w:pBdr>
+              <w:spacing w:after="100" w:before="100" w:line="240"/>
+              <w:ind w:left="100" w:right="100" w:firstLine="0" w:firstLineChars="0"/>
+              <w:rPr>
+                <w:rFonts w:ascii="Helvetica" w:hAnsi="Helvetica" w:eastAsia="Helvetica" w:cs="Helvetica"/>
+                <w:i w:val="false"/>
+                <w:b w:val="false"/>
+                <w:u w:val="none"/>
+                <w:sz w:val="22"/>
+                <w:szCs w:val="22"/>
+                <w:color w:val="000000"/>
+              </w:rPr>
+            </w:pPr>
+            <w:r>
+              <w:rPr>
+                <w:rFonts w:ascii="Helvetica" w:hAnsi="Helvetica" w:eastAsia="Helvetica" w:cs="Helvetica"/>
+                <w:i w:val="false"/>
+                <w:b w:val="false"/>
+                <w:u w:val="none"/>
+                <w:sz w:val="22"/>
+                <w:szCs w:val="22"/>
+                <w:color w:val="000000"/>
+              </w:rPr>
+              <w:t xml:space="preserve">0.960</w:t>
             </w:r>
           </w:p>
         </w:tc>
@@ -2605,60 +2605,60 @@
                 <w:szCs w:val="22"/>
                 <w:color w:val="000000"/>
               </w:rPr>
-              <w:t xml:space="preserve">0.96, 1.23</w:t>
-            </w:r>
-          </w:p>
-        </w:tc>
-        <w:tc>
-          <w:tcPr>
-            <w:tcBorders>
-              <w:bottom w:val="none" w:sz="0" w:space="0" w:color="000000"/>
-              <w:top w:val="none" w:sz="0" w:space="0" w:color="000000"/>
-              <w:left w:val="none" w:sz="0" w:space="0" w:color="000000"/>
-              <w:right w:val="none" w:sz="0" w:space="0" w:color="000000"/>
-            </w:tcBorders>
-            <w:shd w:val="clear" w:color="auto" w:fill="FFFFFF"/>
-            <w:tcMar>
-              <w:top w:w="0" w:type="dxa"/>
-              <w:bottom w:w="0" w:type="dxa"/>
-              <w:left w:w="0" w:type="dxa"/>
-              <w:right w:w="0" w:type="dxa"/>
-            </w:tcMar>
-            <w:vAlign w:val="top"/>
-          </w:tcPr>
-          <w:p>
-            <w:pPr>
-              <w:pStyle w:val="Normal"/>
-              <w:jc w:val="center"/>
-              <w:pBdr>
-                <w:bottom w:val="none" w:sz="0" w:space="0" w:color="000000"/>
-                <w:top w:val="none" w:sz="0" w:space="0" w:color="000000"/>
-                <w:left w:val="none" w:sz="0" w:space="0" w:color="000000"/>
-                <w:right w:val="none" w:sz="0" w:space="0" w:color="000000"/>
-              </w:pBdr>
-              <w:spacing w:after="100" w:before="100" w:line="240"/>
-              <w:ind w:left="100" w:right="100" w:firstLine="0" w:firstLineChars="0"/>
-              <w:rPr>
-                <w:rFonts w:ascii="Helvetica" w:hAnsi="Helvetica" w:eastAsia="Helvetica" w:cs="Helvetica"/>
-                <w:i w:val="false"/>
-                <w:b w:val="false"/>
-                <w:u w:val="none"/>
-                <w:sz w:val="22"/>
-                <w:szCs w:val="22"/>
-                <w:color w:val="000000"/>
-              </w:rPr>
-            </w:pPr>
-            <w:r>
-              <w:rPr>
-                <w:rFonts w:ascii="Helvetica" w:hAnsi="Helvetica" w:eastAsia="Helvetica" w:cs="Helvetica"/>
-                <w:i w:val="false"/>
-                <w:b w:val="false"/>
-                <w:u w:val="none"/>
-                <w:sz w:val="22"/>
-                <w:szCs w:val="22"/>
-                <w:color w:val="000000"/>
-              </w:rPr>
-              <w:t xml:space="preserve">0.210</w:t>
+              <w:t xml:space="preserve">0.97, 1.23</w:t>
+            </w:r>
+          </w:p>
+        </w:tc>
+        <w:tc>
+          <w:tcPr>
+            <w:tcBorders>
+              <w:bottom w:val="none" w:sz="0" w:space="0" w:color="000000"/>
+              <w:top w:val="none" w:sz="0" w:space="0" w:color="000000"/>
+              <w:left w:val="none" w:sz="0" w:space="0" w:color="000000"/>
+              <w:right w:val="none" w:sz="0" w:space="0" w:color="000000"/>
+            </w:tcBorders>
+            <w:shd w:val="clear" w:color="auto" w:fill="FFFFFF"/>
+            <w:tcMar>
+              <w:top w:w="0" w:type="dxa"/>
+              <w:bottom w:w="0" w:type="dxa"/>
+              <w:left w:w="0" w:type="dxa"/>
+              <w:right w:w="0" w:type="dxa"/>
+            </w:tcMar>
+            <w:vAlign w:val="top"/>
+          </w:tcPr>
+          <w:p>
+            <w:pPr>
+              <w:pStyle w:val="Normal"/>
+              <w:jc w:val="center"/>
+              <w:pBdr>
+                <w:bottom w:val="none" w:sz="0" w:space="0" w:color="000000"/>
+                <w:top w:val="none" w:sz="0" w:space="0" w:color="000000"/>
+                <w:left w:val="none" w:sz="0" w:space="0" w:color="000000"/>
+                <w:right w:val="none" w:sz="0" w:space="0" w:color="000000"/>
+              </w:pBdr>
+              <w:spacing w:after="100" w:before="100" w:line="240"/>
+              <w:ind w:left="100" w:right="100" w:firstLine="0" w:firstLineChars="0"/>
+              <w:rPr>
+                <w:rFonts w:ascii="Helvetica" w:hAnsi="Helvetica" w:eastAsia="Helvetica" w:cs="Helvetica"/>
+                <w:i w:val="false"/>
+                <w:b w:val="false"/>
+                <w:u w:val="none"/>
+                <w:sz w:val="22"/>
+                <w:szCs w:val="22"/>
+                <w:color w:val="000000"/>
+              </w:rPr>
+            </w:pPr>
+            <w:r>
+              <w:rPr>
+                <w:rFonts w:ascii="Helvetica" w:hAnsi="Helvetica" w:eastAsia="Helvetica" w:cs="Helvetica"/>
+                <w:i w:val="false"/>
+                <w:b w:val="false"/>
+                <w:u w:val="none"/>
+                <w:sz w:val="22"/>
+                <w:szCs w:val="22"/>
+                <w:color w:val="000000"/>
+              </w:rPr>
+              <w:t xml:space="preserve">0.140</w:t>
             </w:r>
           </w:p>
         </w:tc>
@@ -4001,113 +4001,113 @@
                 <w:szCs w:val="22"/>
                 <w:color w:val="000000"/>
               </w:rPr>
-              <w:t xml:space="preserve">86.1</w:t>
-            </w:r>
-          </w:p>
-        </w:tc>
-        <w:tc>
-          <w:tcPr>
-            <w:tcBorders>
-              <w:bottom w:val="none" w:sz="0" w:space="0" w:color="000000"/>
-              <w:top w:val="none" w:sz="0" w:space="0" w:color="000000"/>
-              <w:left w:val="none" w:sz="0" w:space="0" w:color="000000"/>
-              <w:right w:val="none" w:sz="0" w:space="0" w:color="000000"/>
-            </w:tcBorders>
-            <w:shd w:val="clear" w:color="auto" w:fill="FFFFFF"/>
-            <w:tcMar>
-              <w:top w:w="0" w:type="dxa"/>
-              <w:bottom w:w="0" w:type="dxa"/>
-              <w:left w:w="0" w:type="dxa"/>
-              <w:right w:w="0" w:type="dxa"/>
-            </w:tcMar>
-            <w:vAlign w:val="top"/>
-          </w:tcPr>
-          <w:p>
-            <w:pPr>
-              <w:pStyle w:val="Normal"/>
-              <w:jc w:val="center"/>
-              <w:pBdr>
-                <w:bottom w:val="none" w:sz="0" w:space="0" w:color="000000"/>
-                <w:top w:val="none" w:sz="0" w:space="0" w:color="000000"/>
-                <w:left w:val="none" w:sz="0" w:space="0" w:color="000000"/>
-                <w:right w:val="none" w:sz="0" w:space="0" w:color="000000"/>
-              </w:pBdr>
-              <w:spacing w:after="100" w:before="100" w:line="240"/>
-              <w:ind w:left="100" w:right="100" w:firstLine="0" w:firstLineChars="0"/>
-              <w:rPr>
-                <w:rFonts w:ascii="Helvetica" w:hAnsi="Helvetica" w:eastAsia="Helvetica" w:cs="Helvetica"/>
-                <w:i w:val="false"/>
-                <w:b w:val="false"/>
-                <w:u w:val="none"/>
-                <w:sz w:val="22"/>
-                <w:szCs w:val="22"/>
-                <w:color w:val="000000"/>
-              </w:rPr>
-            </w:pPr>
-            <w:r>
-              <w:rPr>
-                <w:rFonts w:ascii="Helvetica" w:hAnsi="Helvetica" w:eastAsia="Helvetica" w:cs="Helvetica"/>
-                <w:i w:val="false"/>
-                <w:b w:val="false"/>
-                <w:u w:val="none"/>
-                <w:sz w:val="22"/>
-                <w:szCs w:val="22"/>
-                <w:color w:val="000000"/>
-              </w:rPr>
-              <w:t xml:space="preserve">2.98, 2,489</w:t>
-            </w:r>
-          </w:p>
-        </w:tc>
-        <w:tc>
-          <w:tcPr>
-            <w:tcBorders>
-              <w:bottom w:val="none" w:sz="0" w:space="0" w:color="000000"/>
-              <w:top w:val="none" w:sz="0" w:space="0" w:color="000000"/>
-              <w:left w:val="none" w:sz="0" w:space="0" w:color="000000"/>
-              <w:right w:val="none" w:sz="0" w:space="0" w:color="000000"/>
-            </w:tcBorders>
-            <w:shd w:val="clear" w:color="auto" w:fill="FFFFFF"/>
-            <w:tcMar>
-              <w:top w:w="0" w:type="dxa"/>
-              <w:bottom w:w="0" w:type="dxa"/>
-              <w:left w:w="0" w:type="dxa"/>
-              <w:right w:w="0" w:type="dxa"/>
-            </w:tcMar>
-            <w:vAlign w:val="top"/>
-          </w:tcPr>
-          <w:p>
-            <w:pPr>
-              <w:pStyle w:val="Normal"/>
-              <w:jc w:val="center"/>
-              <w:pBdr>
-                <w:bottom w:val="none" w:sz="0" w:space="0" w:color="000000"/>
-                <w:top w:val="none" w:sz="0" w:space="0" w:color="000000"/>
-                <w:left w:val="none" w:sz="0" w:space="0" w:color="000000"/>
-                <w:right w:val="none" w:sz="0" w:space="0" w:color="000000"/>
-              </w:pBdr>
-              <w:spacing w:after="100" w:before="100" w:line="240"/>
-              <w:ind w:left="100" w:right="100" w:firstLine="0" w:firstLineChars="0"/>
-              <w:rPr>
-                <w:rFonts w:ascii="Helvetica" w:hAnsi="Helvetica" w:eastAsia="Helvetica" w:cs="Helvetica"/>
-                <w:i w:val="false"/>
-                <w:b w:val="false"/>
-                <w:u w:val="none"/>
-                <w:sz w:val="22"/>
-                <w:szCs w:val="22"/>
-                <w:color w:val="000000"/>
-              </w:rPr>
-            </w:pPr>
-            <w:r>
-              <w:rPr>
-                <w:rFonts w:ascii="Helvetica" w:hAnsi="Helvetica" w:eastAsia="Helvetica" w:cs="Helvetica"/>
-                <w:i w:val="false"/>
-                <w:b w:val="false"/>
-                <w:u w:val="none"/>
-                <w:sz w:val="22"/>
-                <w:szCs w:val="22"/>
-                <w:color w:val="000000"/>
-              </w:rPr>
-              <w:t xml:space="preserve">0.009</w:t>
+              <w:t xml:space="preserve">95.1</w:t>
+            </w:r>
+          </w:p>
+        </w:tc>
+        <w:tc>
+          <w:tcPr>
+            <w:tcBorders>
+              <w:bottom w:val="none" w:sz="0" w:space="0" w:color="000000"/>
+              <w:top w:val="none" w:sz="0" w:space="0" w:color="000000"/>
+              <w:left w:val="none" w:sz="0" w:space="0" w:color="000000"/>
+              <w:right w:val="none" w:sz="0" w:space="0" w:color="000000"/>
+            </w:tcBorders>
+            <w:shd w:val="clear" w:color="auto" w:fill="FFFFFF"/>
+            <w:tcMar>
+              <w:top w:w="0" w:type="dxa"/>
+              <w:bottom w:w="0" w:type="dxa"/>
+              <w:left w:w="0" w:type="dxa"/>
+              <w:right w:w="0" w:type="dxa"/>
+            </w:tcMar>
+            <w:vAlign w:val="top"/>
+          </w:tcPr>
+          <w:p>
+            <w:pPr>
+              <w:pStyle w:val="Normal"/>
+              <w:jc w:val="center"/>
+              <w:pBdr>
+                <w:bottom w:val="none" w:sz="0" w:space="0" w:color="000000"/>
+                <w:top w:val="none" w:sz="0" w:space="0" w:color="000000"/>
+                <w:left w:val="none" w:sz="0" w:space="0" w:color="000000"/>
+                <w:right w:val="none" w:sz="0" w:space="0" w:color="000000"/>
+              </w:pBdr>
+              <w:spacing w:after="100" w:before="100" w:line="240"/>
+              <w:ind w:left="100" w:right="100" w:firstLine="0" w:firstLineChars="0"/>
+              <w:rPr>
+                <w:rFonts w:ascii="Helvetica" w:hAnsi="Helvetica" w:eastAsia="Helvetica" w:cs="Helvetica"/>
+                <w:i w:val="false"/>
+                <w:b w:val="false"/>
+                <w:u w:val="none"/>
+                <w:sz w:val="22"/>
+                <w:szCs w:val="22"/>
+                <w:color w:val="000000"/>
+              </w:rPr>
+            </w:pPr>
+            <w:r>
+              <w:rPr>
+                <w:rFonts w:ascii="Helvetica" w:hAnsi="Helvetica" w:eastAsia="Helvetica" w:cs="Helvetica"/>
+                <w:i w:val="false"/>
+                <w:b w:val="false"/>
+                <w:u w:val="none"/>
+                <w:sz w:val="22"/>
+                <w:szCs w:val="22"/>
+                <w:color w:val="000000"/>
+              </w:rPr>
+              <w:t xml:space="preserve">2.01, 4,493</w:t>
+            </w:r>
+          </w:p>
+        </w:tc>
+        <w:tc>
+          <w:tcPr>
+            <w:tcBorders>
+              <w:bottom w:val="none" w:sz="0" w:space="0" w:color="000000"/>
+              <w:top w:val="none" w:sz="0" w:space="0" w:color="000000"/>
+              <w:left w:val="none" w:sz="0" w:space="0" w:color="000000"/>
+              <w:right w:val="none" w:sz="0" w:space="0" w:color="000000"/>
+            </w:tcBorders>
+            <w:shd w:val="clear" w:color="auto" w:fill="FFFFFF"/>
+            <w:tcMar>
+              <w:top w:w="0" w:type="dxa"/>
+              <w:bottom w:w="0" w:type="dxa"/>
+              <w:left w:w="0" w:type="dxa"/>
+              <w:right w:w="0" w:type="dxa"/>
+            </w:tcMar>
+            <w:vAlign w:val="top"/>
+          </w:tcPr>
+          <w:p>
+            <w:pPr>
+              <w:pStyle w:val="Normal"/>
+              <w:jc w:val="center"/>
+              <w:pBdr>
+                <w:bottom w:val="none" w:sz="0" w:space="0" w:color="000000"/>
+                <w:top w:val="none" w:sz="0" w:space="0" w:color="000000"/>
+                <w:left w:val="none" w:sz="0" w:space="0" w:color="000000"/>
+                <w:right w:val="none" w:sz="0" w:space="0" w:color="000000"/>
+              </w:pBdr>
+              <w:spacing w:after="100" w:before="100" w:line="240"/>
+              <w:ind w:left="100" w:right="100" w:firstLine="0" w:firstLineChars="0"/>
+              <w:rPr>
+                <w:rFonts w:ascii="Helvetica" w:hAnsi="Helvetica" w:eastAsia="Helvetica" w:cs="Helvetica"/>
+                <w:i w:val="false"/>
+                <w:b w:val="false"/>
+                <w:u w:val="none"/>
+                <w:sz w:val="22"/>
+                <w:szCs w:val="22"/>
+                <w:color w:val="000000"/>
+              </w:rPr>
+            </w:pPr>
+            <w:r>
+              <w:rPr>
+                <w:rFonts w:ascii="Helvetica" w:hAnsi="Helvetica" w:eastAsia="Helvetica" w:cs="Helvetica"/>
+                <w:i w:val="false"/>
+                <w:b w:val="false"/>
+                <w:u w:val="none"/>
+                <w:sz w:val="22"/>
+                <w:szCs w:val="22"/>
+                <w:color w:val="000000"/>
+              </w:rPr>
+              <w:t xml:space="preserve">0.021</w:t>
             </w:r>
           </w:p>
         </w:tc>
@@ -4537,60 +4537,60 @@
                 <w:szCs w:val="22"/>
                 <w:color w:val="000000"/>
               </w:rPr>
-              <w:t xml:space="preserve">0.49, 1.38</w:t>
-            </w:r>
-          </w:p>
-        </w:tc>
-        <w:tc>
-          <w:tcPr>
-            <w:tcBorders>
-              <w:bottom w:val="none" w:sz="0" w:space="0" w:color="000000"/>
-              <w:top w:val="none" w:sz="0" w:space="0" w:color="000000"/>
-              <w:left w:val="none" w:sz="0" w:space="0" w:color="000000"/>
-              <w:right w:val="none" w:sz="0" w:space="0" w:color="000000"/>
-            </w:tcBorders>
-            <w:shd w:val="clear" w:color="auto" w:fill="FFFFFF"/>
-            <w:tcMar>
-              <w:top w:w="0" w:type="dxa"/>
-              <w:bottom w:w="0" w:type="dxa"/>
-              <w:left w:w="0" w:type="dxa"/>
-              <w:right w:w="0" w:type="dxa"/>
-            </w:tcMar>
-            <w:vAlign w:val="top"/>
-          </w:tcPr>
-          <w:p>
-            <w:pPr>
-              <w:pStyle w:val="Normal"/>
-              <w:jc w:val="center"/>
-              <w:pBdr>
-                <w:bottom w:val="none" w:sz="0" w:space="0" w:color="000000"/>
-                <w:top w:val="none" w:sz="0" w:space="0" w:color="000000"/>
-                <w:left w:val="none" w:sz="0" w:space="0" w:color="000000"/>
-                <w:right w:val="none" w:sz="0" w:space="0" w:color="000000"/>
-              </w:pBdr>
-              <w:spacing w:after="100" w:before="100" w:line="240"/>
-              <w:ind w:left="100" w:right="100" w:firstLine="0" w:firstLineChars="0"/>
-              <w:rPr>
-                <w:rFonts w:ascii="Helvetica" w:hAnsi="Helvetica" w:eastAsia="Helvetica" w:cs="Helvetica"/>
-                <w:i w:val="false"/>
-                <w:b w:val="false"/>
-                <w:u w:val="none"/>
-                <w:sz w:val="22"/>
-                <w:szCs w:val="22"/>
-                <w:color w:val="000000"/>
-              </w:rPr>
-            </w:pPr>
-            <w:r>
-              <w:rPr>
-                <w:rFonts w:ascii="Helvetica" w:hAnsi="Helvetica" w:eastAsia="Helvetica" w:cs="Helvetica"/>
-                <w:i w:val="false"/>
-                <w:b w:val="false"/>
-                <w:u w:val="none"/>
-                <w:sz w:val="22"/>
-                <w:szCs w:val="22"/>
-                <w:color w:val="000000"/>
-              </w:rPr>
-              <w:t xml:space="preserve">0.470</w:t>
+              <w:t xml:space="preserve">0.50, 1.36</w:t>
+            </w:r>
+          </w:p>
+        </w:tc>
+        <w:tc>
+          <w:tcPr>
+            <w:tcBorders>
+              <w:bottom w:val="none" w:sz="0" w:space="0" w:color="000000"/>
+              <w:top w:val="none" w:sz="0" w:space="0" w:color="000000"/>
+              <w:left w:val="none" w:sz="0" w:space="0" w:color="000000"/>
+              <w:right w:val="none" w:sz="0" w:space="0" w:color="000000"/>
+            </w:tcBorders>
+            <w:shd w:val="clear" w:color="auto" w:fill="FFFFFF"/>
+            <w:tcMar>
+              <w:top w:w="0" w:type="dxa"/>
+              <w:bottom w:w="0" w:type="dxa"/>
+              <w:left w:w="0" w:type="dxa"/>
+              <w:right w:w="0" w:type="dxa"/>
+            </w:tcMar>
+            <w:vAlign w:val="top"/>
+          </w:tcPr>
+          <w:p>
+            <w:pPr>
+              <w:pStyle w:val="Normal"/>
+              <w:jc w:val="center"/>
+              <w:pBdr>
+                <w:bottom w:val="none" w:sz="0" w:space="0" w:color="000000"/>
+                <w:top w:val="none" w:sz="0" w:space="0" w:color="000000"/>
+                <w:left w:val="none" w:sz="0" w:space="0" w:color="000000"/>
+                <w:right w:val="none" w:sz="0" w:space="0" w:color="000000"/>
+              </w:pBdr>
+              <w:spacing w:after="100" w:before="100" w:line="240"/>
+              <w:ind w:left="100" w:right="100" w:firstLine="0" w:firstLineChars="0"/>
+              <w:rPr>
+                <w:rFonts w:ascii="Helvetica" w:hAnsi="Helvetica" w:eastAsia="Helvetica" w:cs="Helvetica"/>
+                <w:i w:val="false"/>
+                <w:b w:val="false"/>
+                <w:u w:val="none"/>
+                <w:sz w:val="22"/>
+                <w:szCs w:val="22"/>
+                <w:color w:val="000000"/>
+              </w:rPr>
+            </w:pPr>
+            <w:r>
+              <w:rPr>
+                <w:rFonts w:ascii="Helvetica" w:hAnsi="Helvetica" w:eastAsia="Helvetica" w:cs="Helvetica"/>
+                <w:i w:val="false"/>
+                <w:b w:val="false"/>
+                <w:u w:val="none"/>
+                <w:sz w:val="22"/>
+                <w:szCs w:val="22"/>
+                <w:color w:val="000000"/>
+              </w:rPr>
+              <w:t xml:space="preserve">0.460</w:t>
             </w:r>
           </w:p>
         </w:tc>
@@ -5933,113 +5933,113 @@
                 <w:szCs w:val="22"/>
                 <w:color w:val="000000"/>
               </w:rPr>
-              <w:t xml:space="preserve">0.91</w:t>
-            </w:r>
-          </w:p>
-        </w:tc>
-        <w:tc>
-          <w:tcPr>
-            <w:tcBorders>
-              <w:bottom w:val="none" w:sz="0" w:space="0" w:color="000000"/>
-              <w:top w:val="none" w:sz="0" w:space="0" w:color="000000"/>
-              <w:left w:val="none" w:sz="0" w:space="0" w:color="000000"/>
-              <w:right w:val="none" w:sz="0" w:space="0" w:color="000000"/>
-            </w:tcBorders>
-            <w:shd w:val="clear" w:color="auto" w:fill="FFFFFF"/>
-            <w:tcMar>
-              <w:top w:w="0" w:type="dxa"/>
-              <w:bottom w:w="0" w:type="dxa"/>
-              <w:left w:w="0" w:type="dxa"/>
-              <w:right w:w="0" w:type="dxa"/>
-            </w:tcMar>
-            <w:vAlign w:val="top"/>
-          </w:tcPr>
-          <w:p>
-            <w:pPr>
-              <w:pStyle w:val="Normal"/>
-              <w:jc w:val="center"/>
-              <w:pBdr>
-                <w:bottom w:val="none" w:sz="0" w:space="0" w:color="000000"/>
-                <w:top w:val="none" w:sz="0" w:space="0" w:color="000000"/>
-                <w:left w:val="none" w:sz="0" w:space="0" w:color="000000"/>
-                <w:right w:val="none" w:sz="0" w:space="0" w:color="000000"/>
-              </w:pBdr>
-              <w:spacing w:after="100" w:before="100" w:line="240"/>
-              <w:ind w:left="100" w:right="100" w:firstLine="0" w:firstLineChars="0"/>
-              <w:rPr>
-                <w:rFonts w:ascii="Helvetica" w:hAnsi="Helvetica" w:eastAsia="Helvetica" w:cs="Helvetica"/>
-                <w:i w:val="false"/>
-                <w:b w:val="false"/>
-                <w:u w:val="none"/>
-                <w:sz w:val="22"/>
-                <w:szCs w:val="22"/>
-                <w:color w:val="000000"/>
-              </w:rPr>
-            </w:pPr>
-            <w:r>
-              <w:rPr>
-                <w:rFonts w:ascii="Helvetica" w:hAnsi="Helvetica" w:eastAsia="Helvetica" w:cs="Helvetica"/>
-                <w:i w:val="false"/>
-                <w:b w:val="false"/>
-                <w:u w:val="none"/>
-                <w:sz w:val="22"/>
-                <w:szCs w:val="22"/>
-                <w:color w:val="000000"/>
-              </w:rPr>
-              <w:t xml:space="preserve">0.15, 5.36</w:t>
-            </w:r>
-          </w:p>
-        </w:tc>
-        <w:tc>
-          <w:tcPr>
-            <w:tcBorders>
-              <w:bottom w:val="none" w:sz="0" w:space="0" w:color="000000"/>
-              <w:top w:val="none" w:sz="0" w:space="0" w:color="000000"/>
-              <w:left w:val="none" w:sz="0" w:space="0" w:color="000000"/>
-              <w:right w:val="none" w:sz="0" w:space="0" w:color="000000"/>
-            </w:tcBorders>
-            <w:shd w:val="clear" w:color="auto" w:fill="FFFFFF"/>
-            <w:tcMar>
-              <w:top w:w="0" w:type="dxa"/>
-              <w:bottom w:w="0" w:type="dxa"/>
-              <w:left w:w="0" w:type="dxa"/>
-              <w:right w:w="0" w:type="dxa"/>
-            </w:tcMar>
-            <w:vAlign w:val="top"/>
-          </w:tcPr>
-          <w:p>
-            <w:pPr>
-              <w:pStyle w:val="Normal"/>
-              <w:jc w:val="center"/>
-              <w:pBdr>
-                <w:bottom w:val="none" w:sz="0" w:space="0" w:color="000000"/>
-                <w:top w:val="none" w:sz="0" w:space="0" w:color="000000"/>
-                <w:left w:val="none" w:sz="0" w:space="0" w:color="000000"/>
-                <w:right w:val="none" w:sz="0" w:space="0" w:color="000000"/>
-              </w:pBdr>
-              <w:spacing w:after="100" w:before="100" w:line="240"/>
-              <w:ind w:left="100" w:right="100" w:firstLine="0" w:firstLineChars="0"/>
-              <w:rPr>
-                <w:rFonts w:ascii="Helvetica" w:hAnsi="Helvetica" w:eastAsia="Helvetica" w:cs="Helvetica"/>
-                <w:i w:val="false"/>
-                <w:b w:val="false"/>
-                <w:u w:val="none"/>
-                <w:sz w:val="22"/>
-                <w:szCs w:val="22"/>
-                <w:color w:val="000000"/>
-              </w:rPr>
-            </w:pPr>
-            <w:r>
-              <w:rPr>
-                <w:rFonts w:ascii="Helvetica" w:hAnsi="Helvetica" w:eastAsia="Helvetica" w:cs="Helvetica"/>
-                <w:i w:val="false"/>
-                <w:b w:val="false"/>
-                <w:u w:val="none"/>
-                <w:sz w:val="22"/>
-                <w:szCs w:val="22"/>
-                <w:color w:val="000000"/>
-              </w:rPr>
-              <w:t xml:space="preserve">0.910</w:t>
+              <w:t xml:space="preserve">0.94</w:t>
+            </w:r>
+          </w:p>
+        </w:tc>
+        <w:tc>
+          <w:tcPr>
+            <w:tcBorders>
+              <w:bottom w:val="none" w:sz="0" w:space="0" w:color="000000"/>
+              <w:top w:val="none" w:sz="0" w:space="0" w:color="000000"/>
+              <w:left w:val="none" w:sz="0" w:space="0" w:color="000000"/>
+              <w:right w:val="none" w:sz="0" w:space="0" w:color="000000"/>
+            </w:tcBorders>
+            <w:shd w:val="clear" w:color="auto" w:fill="FFFFFF"/>
+            <w:tcMar>
+              <w:top w:w="0" w:type="dxa"/>
+              <w:bottom w:w="0" w:type="dxa"/>
+              <w:left w:w="0" w:type="dxa"/>
+              <w:right w:w="0" w:type="dxa"/>
+            </w:tcMar>
+            <w:vAlign w:val="top"/>
+          </w:tcPr>
+          <w:p>
+            <w:pPr>
+              <w:pStyle w:val="Normal"/>
+              <w:jc w:val="center"/>
+              <w:pBdr>
+                <w:bottom w:val="none" w:sz="0" w:space="0" w:color="000000"/>
+                <w:top w:val="none" w:sz="0" w:space="0" w:color="000000"/>
+                <w:left w:val="none" w:sz="0" w:space="0" w:color="000000"/>
+                <w:right w:val="none" w:sz="0" w:space="0" w:color="000000"/>
+              </w:pBdr>
+              <w:spacing w:after="100" w:before="100" w:line="240"/>
+              <w:ind w:left="100" w:right="100" w:firstLine="0" w:firstLineChars="0"/>
+              <w:rPr>
+                <w:rFonts w:ascii="Helvetica" w:hAnsi="Helvetica" w:eastAsia="Helvetica" w:cs="Helvetica"/>
+                <w:i w:val="false"/>
+                <w:b w:val="false"/>
+                <w:u w:val="none"/>
+                <w:sz w:val="22"/>
+                <w:szCs w:val="22"/>
+                <w:color w:val="000000"/>
+              </w:rPr>
+            </w:pPr>
+            <w:r>
+              <w:rPr>
+                <w:rFonts w:ascii="Helvetica" w:hAnsi="Helvetica" w:eastAsia="Helvetica" w:cs="Helvetica"/>
+                <w:i w:val="false"/>
+                <w:b w:val="false"/>
+                <w:u w:val="none"/>
+                <w:sz w:val="22"/>
+                <w:szCs w:val="22"/>
+                <w:color w:val="000000"/>
+              </w:rPr>
+              <w:t xml:space="preserve">0.15, 5.81</w:t>
+            </w:r>
+          </w:p>
+        </w:tc>
+        <w:tc>
+          <w:tcPr>
+            <w:tcBorders>
+              <w:bottom w:val="none" w:sz="0" w:space="0" w:color="000000"/>
+              <w:top w:val="none" w:sz="0" w:space="0" w:color="000000"/>
+              <w:left w:val="none" w:sz="0" w:space="0" w:color="000000"/>
+              <w:right w:val="none" w:sz="0" w:space="0" w:color="000000"/>
+            </w:tcBorders>
+            <w:shd w:val="clear" w:color="auto" w:fill="FFFFFF"/>
+            <w:tcMar>
+              <w:top w:w="0" w:type="dxa"/>
+              <w:bottom w:w="0" w:type="dxa"/>
+              <w:left w:w="0" w:type="dxa"/>
+              <w:right w:w="0" w:type="dxa"/>
+            </w:tcMar>
+            <w:vAlign w:val="top"/>
+          </w:tcPr>
+          <w:p>
+            <w:pPr>
+              <w:pStyle w:val="Normal"/>
+              <w:jc w:val="center"/>
+              <w:pBdr>
+                <w:bottom w:val="none" w:sz="0" w:space="0" w:color="000000"/>
+                <w:top w:val="none" w:sz="0" w:space="0" w:color="000000"/>
+                <w:left w:val="none" w:sz="0" w:space="0" w:color="000000"/>
+                <w:right w:val="none" w:sz="0" w:space="0" w:color="000000"/>
+              </w:pBdr>
+              <w:spacing w:after="100" w:before="100" w:line="240"/>
+              <w:ind w:left="100" w:right="100" w:firstLine="0" w:firstLineChars="0"/>
+              <w:rPr>
+                <w:rFonts w:ascii="Helvetica" w:hAnsi="Helvetica" w:eastAsia="Helvetica" w:cs="Helvetica"/>
+                <w:i w:val="false"/>
+                <w:b w:val="false"/>
+                <w:u w:val="none"/>
+                <w:sz w:val="22"/>
+                <w:szCs w:val="22"/>
+                <w:color w:val="000000"/>
+              </w:rPr>
+            </w:pPr>
+            <w:r>
+              <w:rPr>
+                <w:rFonts w:ascii="Helvetica" w:hAnsi="Helvetica" w:eastAsia="Helvetica" w:cs="Helvetica"/>
+                <w:i w:val="false"/>
+                <w:b w:val="false"/>
+                <w:u w:val="none"/>
+                <w:sz w:val="22"/>
+                <w:szCs w:val="22"/>
+                <w:color w:val="000000"/>
+              </w:rPr>
+              <w:t xml:space="preserve">0.950</w:t>
             </w:r>
           </w:p>
         </w:tc>
@@ -7435,60 +7435,60 @@
                 <w:szCs w:val="22"/>
                 <w:color w:val="000000"/>
               </w:rPr>
-              <w:t xml:space="preserve">0.00, 0.28</w:t>
-            </w:r>
-          </w:p>
-        </w:tc>
-        <w:tc>
-          <w:tcPr>
-            <w:tcBorders>
-              <w:bottom w:val="none" w:sz="0" w:space="0" w:color="000000"/>
-              <w:top w:val="none" w:sz="0" w:space="0" w:color="000000"/>
-              <w:left w:val="none" w:sz="0" w:space="0" w:color="000000"/>
-              <w:right w:val="none" w:sz="0" w:space="0" w:color="000000"/>
-            </w:tcBorders>
-            <w:shd w:val="clear" w:color="auto" w:fill="FFFFFF"/>
-            <w:tcMar>
-              <w:top w:w="0" w:type="dxa"/>
-              <w:bottom w:w="0" w:type="dxa"/>
-              <w:left w:w="0" w:type="dxa"/>
-              <w:right w:w="0" w:type="dxa"/>
-            </w:tcMar>
-            <w:vAlign w:val="top"/>
-          </w:tcPr>
-          <w:p>
-            <w:pPr>
-              <w:pStyle w:val="Normal"/>
-              <w:jc w:val="center"/>
-              <w:pBdr>
-                <w:bottom w:val="none" w:sz="0" w:space="0" w:color="000000"/>
-                <w:top w:val="none" w:sz="0" w:space="0" w:color="000000"/>
-                <w:left w:val="none" w:sz="0" w:space="0" w:color="000000"/>
-                <w:right w:val="none" w:sz="0" w:space="0" w:color="000000"/>
-              </w:pBdr>
-              <w:spacing w:after="100" w:before="100" w:line="240"/>
-              <w:ind w:left="100" w:right="100" w:firstLine="0" w:firstLineChars="0"/>
-              <w:rPr>
-                <w:rFonts w:ascii="Helvetica" w:hAnsi="Helvetica" w:eastAsia="Helvetica" w:cs="Helvetica"/>
-                <w:i w:val="false"/>
-                <w:b w:val="false"/>
-                <w:u w:val="none"/>
-                <w:sz w:val="22"/>
-                <w:szCs w:val="22"/>
-                <w:color w:val="000000"/>
-              </w:rPr>
-            </w:pPr>
-            <w:r>
-              <w:rPr>
-                <w:rFonts w:ascii="Helvetica" w:hAnsi="Helvetica" w:eastAsia="Helvetica" w:cs="Helvetica"/>
-                <w:i w:val="false"/>
-                <w:b w:val="false"/>
-                <w:u w:val="none"/>
-                <w:sz w:val="22"/>
-                <w:szCs w:val="22"/>
-                <w:color w:val="000000"/>
-              </w:rPr>
-              <w:t xml:space="preserve">0.015</w:t>
+              <w:t xml:space="preserve">0.00, 0.73</w:t>
+            </w:r>
+          </w:p>
+        </w:tc>
+        <w:tc>
+          <w:tcPr>
+            <w:tcBorders>
+              <w:bottom w:val="none" w:sz="0" w:space="0" w:color="000000"/>
+              <w:top w:val="none" w:sz="0" w:space="0" w:color="000000"/>
+              <w:left w:val="none" w:sz="0" w:space="0" w:color="000000"/>
+              <w:right w:val="none" w:sz="0" w:space="0" w:color="000000"/>
+            </w:tcBorders>
+            <w:shd w:val="clear" w:color="auto" w:fill="FFFFFF"/>
+            <w:tcMar>
+              <w:top w:w="0" w:type="dxa"/>
+              <w:bottom w:w="0" w:type="dxa"/>
+              <w:left w:w="0" w:type="dxa"/>
+              <w:right w:w="0" w:type="dxa"/>
+            </w:tcMar>
+            <w:vAlign w:val="top"/>
+          </w:tcPr>
+          <w:p>
+            <w:pPr>
+              <w:pStyle w:val="Normal"/>
+              <w:jc w:val="center"/>
+              <w:pBdr>
+                <w:bottom w:val="none" w:sz="0" w:space="0" w:color="000000"/>
+                <w:top w:val="none" w:sz="0" w:space="0" w:color="000000"/>
+                <w:left w:val="none" w:sz="0" w:space="0" w:color="000000"/>
+                <w:right w:val="none" w:sz="0" w:space="0" w:color="000000"/>
+              </w:pBdr>
+              <w:spacing w:after="100" w:before="100" w:line="240"/>
+              <w:ind w:left="100" w:right="100" w:firstLine="0" w:firstLineChars="0"/>
+              <w:rPr>
+                <w:rFonts w:ascii="Helvetica" w:hAnsi="Helvetica" w:eastAsia="Helvetica" w:cs="Helvetica"/>
+                <w:i w:val="false"/>
+                <w:b w:val="false"/>
+                <w:u w:val="none"/>
+                <w:sz w:val="22"/>
+                <w:szCs w:val="22"/>
+                <w:color w:val="000000"/>
+              </w:rPr>
+            </w:pPr>
+            <w:r>
+              <w:rPr>
+                <w:rFonts w:ascii="Helvetica" w:hAnsi="Helvetica" w:eastAsia="Helvetica" w:cs="Helvetica"/>
+                <w:i w:val="false"/>
+                <w:b w:val="false"/>
+                <w:u w:val="none"/>
+                <w:sz w:val="22"/>
+                <w:szCs w:val="22"/>
+                <w:color w:val="000000"/>
+              </w:rPr>
+              <w:t xml:space="preserve">0.039</w:t>
             </w:r>
           </w:p>
         </w:tc>
@@ -7918,60 +7918,60 @@
                 <w:szCs w:val="22"/>
                 <w:color w:val="000000"/>
               </w:rPr>
-              <w:t xml:space="preserve">0.00, 0.49</w:t>
-            </w:r>
-          </w:p>
-        </w:tc>
-        <w:tc>
-          <w:tcPr>
-            <w:tcBorders>
-              <w:bottom w:val="none" w:sz="0" w:space="0" w:color="000000"/>
-              <w:top w:val="none" w:sz="0" w:space="0" w:color="000000"/>
-              <w:left w:val="none" w:sz="0" w:space="0" w:color="000000"/>
-              <w:right w:val="none" w:sz="0" w:space="0" w:color="000000"/>
-            </w:tcBorders>
-            <w:shd w:val="clear" w:color="auto" w:fill="FFFFFF"/>
-            <w:tcMar>
-              <w:top w:w="0" w:type="dxa"/>
-              <w:bottom w:w="0" w:type="dxa"/>
-              <w:left w:w="0" w:type="dxa"/>
-              <w:right w:w="0" w:type="dxa"/>
-            </w:tcMar>
-            <w:vAlign w:val="top"/>
-          </w:tcPr>
-          <w:p>
-            <w:pPr>
-              <w:pStyle w:val="Normal"/>
-              <w:jc w:val="center"/>
-              <w:pBdr>
-                <w:bottom w:val="none" w:sz="0" w:space="0" w:color="000000"/>
-                <w:top w:val="none" w:sz="0" w:space="0" w:color="000000"/>
-                <w:left w:val="none" w:sz="0" w:space="0" w:color="000000"/>
-                <w:right w:val="none" w:sz="0" w:space="0" w:color="000000"/>
-              </w:pBdr>
-              <w:spacing w:after="100" w:before="100" w:line="240"/>
-              <w:ind w:left="100" w:right="100" w:firstLine="0" w:firstLineChars="0"/>
-              <w:rPr>
-                <w:rFonts w:ascii="Helvetica" w:hAnsi="Helvetica" w:eastAsia="Helvetica" w:cs="Helvetica"/>
-                <w:i w:val="false"/>
-                <w:b w:val="false"/>
-                <w:u w:val="none"/>
-                <w:sz w:val="22"/>
-                <w:szCs w:val="22"/>
-                <w:color w:val="000000"/>
-              </w:rPr>
-            </w:pPr>
-            <w:r>
-              <w:rPr>
-                <w:rFonts w:ascii="Helvetica" w:hAnsi="Helvetica" w:eastAsia="Helvetica" w:cs="Helvetica"/>
-                <w:i w:val="false"/>
-                <w:b w:val="false"/>
-                <w:u w:val="none"/>
-                <w:sz w:val="22"/>
-                <w:szCs w:val="22"/>
-                <w:color w:val="000000"/>
-              </w:rPr>
-              <w:t xml:space="preserve">0.031</w:t>
+              <w:t xml:space="preserve">0.00, 0.66</w:t>
+            </w:r>
+          </w:p>
+        </w:tc>
+        <w:tc>
+          <w:tcPr>
+            <w:tcBorders>
+              <w:bottom w:val="none" w:sz="0" w:space="0" w:color="000000"/>
+              <w:top w:val="none" w:sz="0" w:space="0" w:color="000000"/>
+              <w:left w:val="none" w:sz="0" w:space="0" w:color="000000"/>
+              <w:right w:val="none" w:sz="0" w:space="0" w:color="000000"/>
+            </w:tcBorders>
+            <w:shd w:val="clear" w:color="auto" w:fill="FFFFFF"/>
+            <w:tcMar>
+              <w:top w:w="0" w:type="dxa"/>
+              <w:bottom w:w="0" w:type="dxa"/>
+              <w:left w:w="0" w:type="dxa"/>
+              <w:right w:w="0" w:type="dxa"/>
+            </w:tcMar>
+            <w:vAlign w:val="top"/>
+          </w:tcPr>
+          <w:p>
+            <w:pPr>
+              <w:pStyle w:val="Normal"/>
+              <w:jc w:val="center"/>
+              <w:pBdr>
+                <w:bottom w:val="none" w:sz="0" w:space="0" w:color="000000"/>
+                <w:top w:val="none" w:sz="0" w:space="0" w:color="000000"/>
+                <w:left w:val="none" w:sz="0" w:space="0" w:color="000000"/>
+                <w:right w:val="none" w:sz="0" w:space="0" w:color="000000"/>
+              </w:pBdr>
+              <w:spacing w:after="100" w:before="100" w:line="240"/>
+              <w:ind w:left="100" w:right="100" w:firstLine="0" w:firstLineChars="0"/>
+              <w:rPr>
+                <w:rFonts w:ascii="Helvetica" w:hAnsi="Helvetica" w:eastAsia="Helvetica" w:cs="Helvetica"/>
+                <w:i w:val="false"/>
+                <w:b w:val="false"/>
+                <w:u w:val="none"/>
+                <w:sz w:val="22"/>
+                <w:szCs w:val="22"/>
+                <w:color w:val="000000"/>
+              </w:rPr>
+            </w:pPr>
+            <w:r>
+              <w:rPr>
+                <w:rFonts w:ascii="Helvetica" w:hAnsi="Helvetica" w:eastAsia="Helvetica" w:cs="Helvetica"/>
+                <w:i w:val="false"/>
+                <w:b w:val="false"/>
+                <w:u w:val="none"/>
+                <w:sz w:val="22"/>
+                <w:szCs w:val="22"/>
+                <w:color w:val="000000"/>
+              </w:rPr>
+              <w:t xml:space="preserve">0.039</w:t>
             </w:r>
           </w:p>
         </w:tc>
@@ -8401,60 +8401,60 @@
                 <w:szCs w:val="22"/>
                 <w:color w:val="000000"/>
               </w:rPr>
-              <w:t xml:space="preserve">0.00, 0.37</w:t>
-            </w:r>
-          </w:p>
-        </w:tc>
-        <w:tc>
-          <w:tcPr>
-            <w:tcBorders>
-              <w:bottom w:val="none" w:sz="0" w:space="0" w:color="000000"/>
-              <w:top w:val="none" w:sz="0" w:space="0" w:color="000000"/>
-              <w:left w:val="none" w:sz="0" w:space="0" w:color="000000"/>
-              <w:right w:val="none" w:sz="0" w:space="0" w:color="000000"/>
-            </w:tcBorders>
-            <w:shd w:val="clear" w:color="auto" w:fill="FFFFFF"/>
-            <w:tcMar>
-              <w:top w:w="0" w:type="dxa"/>
-              <w:bottom w:w="0" w:type="dxa"/>
-              <w:left w:w="0" w:type="dxa"/>
-              <w:right w:w="0" w:type="dxa"/>
-            </w:tcMar>
-            <w:vAlign w:val="top"/>
-          </w:tcPr>
-          <w:p>
-            <w:pPr>
-              <w:pStyle w:val="Normal"/>
-              <w:jc w:val="center"/>
-              <w:pBdr>
-                <w:bottom w:val="none" w:sz="0" w:space="0" w:color="000000"/>
-                <w:top w:val="none" w:sz="0" w:space="0" w:color="000000"/>
-                <w:left w:val="none" w:sz="0" w:space="0" w:color="000000"/>
-                <w:right w:val="none" w:sz="0" w:space="0" w:color="000000"/>
-              </w:pBdr>
-              <w:spacing w:after="100" w:before="100" w:line="240"/>
-              <w:ind w:left="100" w:right="100" w:firstLine="0" w:firstLineChars="0"/>
-              <w:rPr>
-                <w:rFonts w:ascii="Helvetica" w:hAnsi="Helvetica" w:eastAsia="Helvetica" w:cs="Helvetica"/>
-                <w:i w:val="false"/>
-                <w:b w:val="false"/>
-                <w:u w:val="none"/>
-                <w:sz w:val="22"/>
-                <w:szCs w:val="22"/>
-                <w:color w:val="000000"/>
-              </w:rPr>
-            </w:pPr>
-            <w:r>
-              <w:rPr>
-                <w:rFonts w:ascii="Helvetica" w:hAnsi="Helvetica" w:eastAsia="Helvetica" w:cs="Helvetica"/>
-                <w:i w:val="false"/>
-                <w:b w:val="false"/>
-                <w:u w:val="none"/>
-                <w:sz w:val="22"/>
-                <w:szCs w:val="22"/>
-                <w:color w:val="000000"/>
-              </w:rPr>
-              <w:t xml:space="preserve">0.013</w:t>
+              <w:t xml:space="preserve">0.00, 0.56</w:t>
+            </w:r>
+          </w:p>
+        </w:tc>
+        <w:tc>
+          <w:tcPr>
+            <w:tcBorders>
+              <w:bottom w:val="none" w:sz="0" w:space="0" w:color="000000"/>
+              <w:top w:val="none" w:sz="0" w:space="0" w:color="000000"/>
+              <w:left w:val="none" w:sz="0" w:space="0" w:color="000000"/>
+              <w:right w:val="none" w:sz="0" w:space="0" w:color="000000"/>
+            </w:tcBorders>
+            <w:shd w:val="clear" w:color="auto" w:fill="FFFFFF"/>
+            <w:tcMar>
+              <w:top w:w="0" w:type="dxa"/>
+              <w:bottom w:w="0" w:type="dxa"/>
+              <w:left w:w="0" w:type="dxa"/>
+              <w:right w:w="0" w:type="dxa"/>
+            </w:tcMar>
+            <w:vAlign w:val="top"/>
+          </w:tcPr>
+          <w:p>
+            <w:pPr>
+              <w:pStyle w:val="Normal"/>
+              <w:jc w:val="center"/>
+              <w:pBdr>
+                <w:bottom w:val="none" w:sz="0" w:space="0" w:color="000000"/>
+                <w:top w:val="none" w:sz="0" w:space="0" w:color="000000"/>
+                <w:left w:val="none" w:sz="0" w:space="0" w:color="000000"/>
+                <w:right w:val="none" w:sz="0" w:space="0" w:color="000000"/>
+              </w:pBdr>
+              <w:spacing w:after="100" w:before="100" w:line="240"/>
+              <w:ind w:left="100" w:right="100" w:firstLine="0" w:firstLineChars="0"/>
+              <w:rPr>
+                <w:rFonts w:ascii="Helvetica" w:hAnsi="Helvetica" w:eastAsia="Helvetica" w:cs="Helvetica"/>
+                <w:i w:val="false"/>
+                <w:b w:val="false"/>
+                <w:u w:val="none"/>
+                <w:sz w:val="22"/>
+                <w:szCs w:val="22"/>
+                <w:color w:val="000000"/>
+              </w:rPr>
+            </w:pPr>
+            <w:r>
+              <w:rPr>
+                <w:rFonts w:ascii="Helvetica" w:hAnsi="Helvetica" w:eastAsia="Helvetica" w:cs="Helvetica"/>
+                <w:i w:val="false"/>
+                <w:b w:val="false"/>
+                <w:u w:val="none"/>
+                <w:sz w:val="22"/>
+                <w:szCs w:val="22"/>
+                <w:color w:val="000000"/>
+              </w:rPr>
+              <w:t xml:space="preserve">0.024</w:t>
             </w:r>
           </w:p>
         </w:tc>
@@ -10763,60 +10763,60 @@
                 <w:szCs w:val="22"/>
                 <w:color w:val="000000"/>
               </w:rPr>
-              <w:t xml:space="preserve">84,510</w:t>
-            </w:r>
-          </w:p>
-        </w:tc>
-        <w:tc>
-          <w:tcPr>
-            <w:tcBorders>
-              <w:bottom w:val="none" w:sz="0" w:space="0" w:color="000000"/>
-              <w:top w:val="none" w:sz="0" w:space="0" w:color="000000"/>
-              <w:left w:val="none" w:sz="0" w:space="0" w:color="000000"/>
-              <w:right w:val="none" w:sz="0" w:space="0" w:color="000000"/>
-            </w:tcBorders>
-            <w:shd w:val="clear" w:color="auto" w:fill="FFFFFF"/>
-            <w:tcMar>
-              <w:top w:w="0" w:type="dxa"/>
-              <w:bottom w:w="0" w:type="dxa"/>
-              <w:left w:w="0" w:type="dxa"/>
-              <w:right w:w="0" w:type="dxa"/>
-            </w:tcMar>
-            <w:vAlign w:val="top"/>
-          </w:tcPr>
-          <w:p>
-            <w:pPr>
-              <w:pStyle w:val="Normal"/>
-              <w:jc w:val="center"/>
-              <w:pBdr>
-                <w:bottom w:val="none" w:sz="0" w:space="0" w:color="000000"/>
-                <w:top w:val="none" w:sz="0" w:space="0" w:color="000000"/>
-                <w:left w:val="none" w:sz="0" w:space="0" w:color="000000"/>
-                <w:right w:val="none" w:sz="0" w:space="0" w:color="000000"/>
-              </w:pBdr>
-              <w:spacing w:after="100" w:before="100" w:line="240"/>
-              <w:ind w:left="100" w:right="100" w:firstLine="0" w:firstLineChars="0"/>
-              <w:rPr>
-                <w:rFonts w:ascii="Helvetica" w:hAnsi="Helvetica" w:eastAsia="Helvetica" w:cs="Helvetica"/>
-                <w:i w:val="false"/>
-                <w:b w:val="false"/>
-                <w:u w:val="none"/>
-                <w:sz w:val="22"/>
-                <w:szCs w:val="22"/>
-                <w:color w:val="000000"/>
-              </w:rPr>
-            </w:pPr>
-            <w:r>
-              <w:rPr>
-                <w:rFonts w:ascii="Helvetica" w:hAnsi="Helvetica" w:eastAsia="Helvetica" w:cs="Helvetica"/>
-                <w:i w:val="false"/>
-                <w:b w:val="false"/>
-                <w:u w:val="none"/>
-                <w:sz w:val="22"/>
-                <w:szCs w:val="22"/>
-                <w:color w:val="000000"/>
-              </w:rPr>
-              <w:t xml:space="preserve">571, 12,511,351</w:t>
+              <w:t xml:space="preserve">66,381</w:t>
+            </w:r>
+          </w:p>
+        </w:tc>
+        <w:tc>
+          <w:tcPr>
+            <w:tcBorders>
+              <w:bottom w:val="none" w:sz="0" w:space="0" w:color="000000"/>
+              <w:top w:val="none" w:sz="0" w:space="0" w:color="000000"/>
+              <w:left w:val="none" w:sz="0" w:space="0" w:color="000000"/>
+              <w:right w:val="none" w:sz="0" w:space="0" w:color="000000"/>
+            </w:tcBorders>
+            <w:shd w:val="clear" w:color="auto" w:fill="FFFFFF"/>
+            <w:tcMar>
+              <w:top w:w="0" w:type="dxa"/>
+              <w:bottom w:w="0" w:type="dxa"/>
+              <w:left w:w="0" w:type="dxa"/>
+              <w:right w:w="0" w:type="dxa"/>
+            </w:tcMar>
+            <w:vAlign w:val="top"/>
+          </w:tcPr>
+          <w:p>
+            <w:pPr>
+              <w:pStyle w:val="Normal"/>
+              <w:jc w:val="center"/>
+              <w:pBdr>
+                <w:bottom w:val="none" w:sz="0" w:space="0" w:color="000000"/>
+                <w:top w:val="none" w:sz="0" w:space="0" w:color="000000"/>
+                <w:left w:val="none" w:sz="0" w:space="0" w:color="000000"/>
+                <w:right w:val="none" w:sz="0" w:space="0" w:color="000000"/>
+              </w:pBdr>
+              <w:spacing w:after="100" w:before="100" w:line="240"/>
+              <w:ind w:left="100" w:right="100" w:firstLine="0" w:firstLineChars="0"/>
+              <w:rPr>
+                <w:rFonts w:ascii="Helvetica" w:hAnsi="Helvetica" w:eastAsia="Helvetica" w:cs="Helvetica"/>
+                <w:i w:val="false"/>
+                <w:b w:val="false"/>
+                <w:u w:val="none"/>
+                <w:sz w:val="22"/>
+                <w:szCs w:val="22"/>
+                <w:color w:val="000000"/>
+              </w:rPr>
+            </w:pPr>
+            <w:r>
+              <w:rPr>
+                <w:rFonts w:ascii="Helvetica" w:hAnsi="Helvetica" w:eastAsia="Helvetica" w:cs="Helvetica"/>
+                <w:i w:val="false"/>
+                <w:b w:val="false"/>
+                <w:u w:val="none"/>
+                <w:sz w:val="22"/>
+                <w:szCs w:val="22"/>
+                <w:color w:val="000000"/>
+              </w:rPr>
+              <w:t xml:space="preserve">423, 10,421,414</w:t>
             </w:r>
           </w:p>
         </w:tc>
@@ -11246,113 +11246,113 @@
                 <w:szCs w:val="22"/>
                 <w:color w:val="000000"/>
               </w:rPr>
-              <w:t xml:space="preserve">0.69</w:t>
-            </w:r>
-          </w:p>
-        </w:tc>
-        <w:tc>
-          <w:tcPr>
-            <w:tcBorders>
-              <w:bottom w:val="none" w:sz="0" w:space="0" w:color="000000"/>
-              <w:top w:val="none" w:sz="0" w:space="0" w:color="000000"/>
-              <w:left w:val="none" w:sz="0" w:space="0" w:color="000000"/>
-              <w:right w:val="none" w:sz="0" w:space="0" w:color="000000"/>
-            </w:tcBorders>
-            <w:shd w:val="clear" w:color="auto" w:fill="FFFFFF"/>
-            <w:tcMar>
-              <w:top w:w="0" w:type="dxa"/>
-              <w:bottom w:w="0" w:type="dxa"/>
-              <w:left w:w="0" w:type="dxa"/>
-              <w:right w:w="0" w:type="dxa"/>
-            </w:tcMar>
-            <w:vAlign w:val="top"/>
-          </w:tcPr>
-          <w:p>
-            <w:pPr>
-              <w:pStyle w:val="Normal"/>
-              <w:jc w:val="center"/>
-              <w:pBdr>
-                <w:bottom w:val="none" w:sz="0" w:space="0" w:color="000000"/>
-                <w:top w:val="none" w:sz="0" w:space="0" w:color="000000"/>
-                <w:left w:val="none" w:sz="0" w:space="0" w:color="000000"/>
-                <w:right w:val="none" w:sz="0" w:space="0" w:color="000000"/>
-              </w:pBdr>
-              <w:spacing w:after="100" w:before="100" w:line="240"/>
-              <w:ind w:left="100" w:right="100" w:firstLine="0" w:firstLineChars="0"/>
-              <w:rPr>
-                <w:rFonts w:ascii="Helvetica" w:hAnsi="Helvetica" w:eastAsia="Helvetica" w:cs="Helvetica"/>
-                <w:i w:val="false"/>
-                <w:b w:val="false"/>
-                <w:u w:val="none"/>
-                <w:sz w:val="22"/>
-                <w:szCs w:val="22"/>
-                <w:color w:val="000000"/>
-              </w:rPr>
-            </w:pPr>
-            <w:r>
-              <w:rPr>
-                <w:rFonts w:ascii="Helvetica" w:hAnsi="Helvetica" w:eastAsia="Helvetica" w:cs="Helvetica"/>
-                <w:i w:val="false"/>
-                <w:b w:val="false"/>
-                <w:u w:val="none"/>
-                <w:sz w:val="22"/>
-                <w:szCs w:val="22"/>
-                <w:color w:val="000000"/>
-              </w:rPr>
-              <w:t xml:space="preserve">0.05, 9.84</w:t>
-            </w:r>
-          </w:p>
-        </w:tc>
-        <w:tc>
-          <w:tcPr>
-            <w:tcBorders>
-              <w:bottom w:val="none" w:sz="0" w:space="0" w:color="000000"/>
-              <w:top w:val="none" w:sz="0" w:space="0" w:color="000000"/>
-              <w:left w:val="none" w:sz="0" w:space="0" w:color="000000"/>
-              <w:right w:val="none" w:sz="0" w:space="0" w:color="000000"/>
-            </w:tcBorders>
-            <w:shd w:val="clear" w:color="auto" w:fill="FFFFFF"/>
-            <w:tcMar>
-              <w:top w:w="0" w:type="dxa"/>
-              <w:bottom w:w="0" w:type="dxa"/>
-              <w:left w:w="0" w:type="dxa"/>
-              <w:right w:w="0" w:type="dxa"/>
-            </w:tcMar>
-            <w:vAlign w:val="top"/>
-          </w:tcPr>
-          <w:p>
-            <w:pPr>
-              <w:pStyle w:val="Normal"/>
-              <w:jc w:val="center"/>
-              <w:pBdr>
-                <w:bottom w:val="none" w:sz="0" w:space="0" w:color="000000"/>
-                <w:top w:val="none" w:sz="0" w:space="0" w:color="000000"/>
-                <w:left w:val="none" w:sz="0" w:space="0" w:color="000000"/>
-                <w:right w:val="none" w:sz="0" w:space="0" w:color="000000"/>
-              </w:pBdr>
-              <w:spacing w:after="100" w:before="100" w:line="240"/>
-              <w:ind w:left="100" w:right="100" w:firstLine="0" w:firstLineChars="0"/>
-              <w:rPr>
-                <w:rFonts w:ascii="Helvetica" w:hAnsi="Helvetica" w:eastAsia="Helvetica" w:cs="Helvetica"/>
-                <w:i w:val="false"/>
-                <w:b w:val="false"/>
-                <w:u w:val="none"/>
-                <w:sz w:val="22"/>
-                <w:szCs w:val="22"/>
-                <w:color w:val="000000"/>
-              </w:rPr>
-            </w:pPr>
-            <w:r>
-              <w:rPr>
-                <w:rFonts w:ascii="Helvetica" w:hAnsi="Helvetica" w:eastAsia="Helvetica" w:cs="Helvetica"/>
-                <w:i w:val="false"/>
-                <w:b w:val="false"/>
-                <w:u w:val="none"/>
-                <w:sz w:val="22"/>
-                <w:szCs w:val="22"/>
-                <w:color w:val="000000"/>
-              </w:rPr>
-              <w:t xml:space="preserve">0.780</w:t>
+              <w:t xml:space="preserve">0.53</w:t>
+            </w:r>
+          </w:p>
+        </w:tc>
+        <w:tc>
+          <w:tcPr>
+            <w:tcBorders>
+              <w:bottom w:val="none" w:sz="0" w:space="0" w:color="000000"/>
+              <w:top w:val="none" w:sz="0" w:space="0" w:color="000000"/>
+              <w:left w:val="none" w:sz="0" w:space="0" w:color="000000"/>
+              <w:right w:val="none" w:sz="0" w:space="0" w:color="000000"/>
+            </w:tcBorders>
+            <w:shd w:val="clear" w:color="auto" w:fill="FFFFFF"/>
+            <w:tcMar>
+              <w:top w:w="0" w:type="dxa"/>
+              <w:bottom w:w="0" w:type="dxa"/>
+              <w:left w:w="0" w:type="dxa"/>
+              <w:right w:w="0" w:type="dxa"/>
+            </w:tcMar>
+            <w:vAlign w:val="top"/>
+          </w:tcPr>
+          <w:p>
+            <w:pPr>
+              <w:pStyle w:val="Normal"/>
+              <w:jc w:val="center"/>
+              <w:pBdr>
+                <w:bottom w:val="none" w:sz="0" w:space="0" w:color="000000"/>
+                <w:top w:val="none" w:sz="0" w:space="0" w:color="000000"/>
+                <w:left w:val="none" w:sz="0" w:space="0" w:color="000000"/>
+                <w:right w:val="none" w:sz="0" w:space="0" w:color="000000"/>
+              </w:pBdr>
+              <w:spacing w:after="100" w:before="100" w:line="240"/>
+              <w:ind w:left="100" w:right="100" w:firstLine="0" w:firstLineChars="0"/>
+              <w:rPr>
+                <w:rFonts w:ascii="Helvetica" w:hAnsi="Helvetica" w:eastAsia="Helvetica" w:cs="Helvetica"/>
+                <w:i w:val="false"/>
+                <w:b w:val="false"/>
+                <w:u w:val="none"/>
+                <w:sz w:val="22"/>
+                <w:szCs w:val="22"/>
+                <w:color w:val="000000"/>
+              </w:rPr>
+            </w:pPr>
+            <w:r>
+              <w:rPr>
+                <w:rFonts w:ascii="Helvetica" w:hAnsi="Helvetica" w:eastAsia="Helvetica" w:cs="Helvetica"/>
+                <w:i w:val="false"/>
+                <w:b w:val="false"/>
+                <w:u w:val="none"/>
+                <w:sz w:val="22"/>
+                <w:szCs w:val="22"/>
+                <w:color w:val="000000"/>
+              </w:rPr>
+              <w:t xml:space="preserve">0.04, 6.50</w:t>
+            </w:r>
+          </w:p>
+        </w:tc>
+        <w:tc>
+          <w:tcPr>
+            <w:tcBorders>
+              <w:bottom w:val="none" w:sz="0" w:space="0" w:color="000000"/>
+              <w:top w:val="none" w:sz="0" w:space="0" w:color="000000"/>
+              <w:left w:val="none" w:sz="0" w:space="0" w:color="000000"/>
+              <w:right w:val="none" w:sz="0" w:space="0" w:color="000000"/>
+            </w:tcBorders>
+            <w:shd w:val="clear" w:color="auto" w:fill="FFFFFF"/>
+            <w:tcMar>
+              <w:top w:w="0" w:type="dxa"/>
+              <w:bottom w:w="0" w:type="dxa"/>
+              <w:left w:w="0" w:type="dxa"/>
+              <w:right w:w="0" w:type="dxa"/>
+            </w:tcMar>
+            <w:vAlign w:val="top"/>
+          </w:tcPr>
+          <w:p>
+            <w:pPr>
+              <w:pStyle w:val="Normal"/>
+              <w:jc w:val="center"/>
+              <w:pBdr>
+                <w:bottom w:val="none" w:sz="0" w:space="0" w:color="000000"/>
+                <w:top w:val="none" w:sz="0" w:space="0" w:color="000000"/>
+                <w:left w:val="none" w:sz="0" w:space="0" w:color="000000"/>
+                <w:right w:val="none" w:sz="0" w:space="0" w:color="000000"/>
+              </w:pBdr>
+              <w:spacing w:after="100" w:before="100" w:line="240"/>
+              <w:ind w:left="100" w:right="100" w:firstLine="0" w:firstLineChars="0"/>
+              <w:rPr>
+                <w:rFonts w:ascii="Helvetica" w:hAnsi="Helvetica" w:eastAsia="Helvetica" w:cs="Helvetica"/>
+                <w:i w:val="false"/>
+                <w:b w:val="false"/>
+                <w:u w:val="none"/>
+                <w:sz w:val="22"/>
+                <w:szCs w:val="22"/>
+                <w:color w:val="000000"/>
+              </w:rPr>
+            </w:pPr>
+            <w:r>
+              <w:rPr>
+                <w:rFonts w:ascii="Helvetica" w:hAnsi="Helvetica" w:eastAsia="Helvetica" w:cs="Helvetica"/>
+                <w:i w:val="false"/>
+                <w:b w:val="false"/>
+                <w:u w:val="none"/>
+                <w:sz w:val="22"/>
+                <w:szCs w:val="22"/>
+                <w:color w:val="000000"/>
+              </w:rPr>
+              <w:t xml:space="preserve">0.620</w:t>
             </w:r>
           </w:p>
         </w:tc>
@@ -11782,60 +11782,60 @@
                 <w:szCs w:val="22"/>
                 <w:color w:val="000000"/>
               </w:rPr>
-              <w:t xml:space="preserve">0.00, 0.77</w:t>
-            </w:r>
-          </w:p>
-        </w:tc>
-        <w:tc>
-          <w:tcPr>
-            <w:tcBorders>
-              <w:bottom w:val="none" w:sz="0" w:space="0" w:color="000000"/>
-              <w:top w:val="none" w:sz="0" w:space="0" w:color="000000"/>
-              <w:left w:val="none" w:sz="0" w:space="0" w:color="000000"/>
-              <w:right w:val="none" w:sz="0" w:space="0" w:color="000000"/>
-            </w:tcBorders>
-            <w:shd w:val="clear" w:color="auto" w:fill="FFFFFF"/>
-            <w:tcMar>
-              <w:top w:w="0" w:type="dxa"/>
-              <w:bottom w:w="0" w:type="dxa"/>
-              <w:left w:w="0" w:type="dxa"/>
-              <w:right w:w="0" w:type="dxa"/>
-            </w:tcMar>
-            <w:vAlign w:val="top"/>
-          </w:tcPr>
-          <w:p>
-            <w:pPr>
-              <w:pStyle w:val="Normal"/>
-              <w:jc w:val="center"/>
-              <w:pBdr>
-                <w:bottom w:val="none" w:sz="0" w:space="0" w:color="000000"/>
-                <w:top w:val="none" w:sz="0" w:space="0" w:color="000000"/>
-                <w:left w:val="none" w:sz="0" w:space="0" w:color="000000"/>
-                <w:right w:val="none" w:sz="0" w:space="0" w:color="000000"/>
-              </w:pBdr>
-              <w:spacing w:after="100" w:before="100" w:line="240"/>
-              <w:ind w:left="100" w:right="100" w:firstLine="0" w:firstLineChars="0"/>
-              <w:rPr>
-                <w:rFonts w:ascii="Helvetica" w:hAnsi="Helvetica" w:eastAsia="Helvetica" w:cs="Helvetica"/>
-                <w:i w:val="false"/>
-                <w:b w:val="false"/>
-                <w:u w:val="none"/>
-                <w:sz w:val="22"/>
-                <w:szCs w:val="22"/>
-                <w:color w:val="000000"/>
-              </w:rPr>
-            </w:pPr>
-            <w:r>
-              <w:rPr>
-                <w:rFonts w:ascii="Helvetica" w:hAnsi="Helvetica" w:eastAsia="Helvetica" w:cs="Helvetica"/>
-                <w:i w:val="false"/>
-                <w:b w:val="false"/>
-                <w:u w:val="none"/>
-                <w:sz w:val="22"/>
-                <w:szCs w:val="22"/>
-                <w:color w:val="000000"/>
-              </w:rPr>
-              <w:t xml:space="preserve">0.031</w:t>
+              <w:t xml:space="preserve">0.00, 0.79</w:t>
+            </w:r>
+          </w:p>
+        </w:tc>
+        <w:tc>
+          <w:tcPr>
+            <w:tcBorders>
+              <w:bottom w:val="none" w:sz="0" w:space="0" w:color="000000"/>
+              <w:top w:val="none" w:sz="0" w:space="0" w:color="000000"/>
+              <w:left w:val="none" w:sz="0" w:space="0" w:color="000000"/>
+              <w:right w:val="none" w:sz="0" w:space="0" w:color="000000"/>
+            </w:tcBorders>
+            <w:shd w:val="clear" w:color="auto" w:fill="FFFFFF"/>
+            <w:tcMar>
+              <w:top w:w="0" w:type="dxa"/>
+              <w:bottom w:w="0" w:type="dxa"/>
+              <w:left w:w="0" w:type="dxa"/>
+              <w:right w:w="0" w:type="dxa"/>
+            </w:tcMar>
+            <w:vAlign w:val="top"/>
+          </w:tcPr>
+          <w:p>
+            <w:pPr>
+              <w:pStyle w:val="Normal"/>
+              <w:jc w:val="center"/>
+              <w:pBdr>
+                <w:bottom w:val="none" w:sz="0" w:space="0" w:color="000000"/>
+                <w:top w:val="none" w:sz="0" w:space="0" w:color="000000"/>
+                <w:left w:val="none" w:sz="0" w:space="0" w:color="000000"/>
+                <w:right w:val="none" w:sz="0" w:space="0" w:color="000000"/>
+              </w:pBdr>
+              <w:spacing w:after="100" w:before="100" w:line="240"/>
+              <w:ind w:left="100" w:right="100" w:firstLine="0" w:firstLineChars="0"/>
+              <w:rPr>
+                <w:rFonts w:ascii="Helvetica" w:hAnsi="Helvetica" w:eastAsia="Helvetica" w:cs="Helvetica"/>
+                <w:i w:val="false"/>
+                <w:b w:val="false"/>
+                <w:u w:val="none"/>
+                <w:sz w:val="22"/>
+                <w:szCs w:val="22"/>
+                <w:color w:val="000000"/>
+              </w:rPr>
+            </w:pPr>
+            <w:r>
+              <w:rPr>
+                <w:rFonts w:ascii="Helvetica" w:hAnsi="Helvetica" w:eastAsia="Helvetica" w:cs="Helvetica"/>
+                <w:i w:val="false"/>
+                <w:b w:val="false"/>
+                <w:u w:val="none"/>
+                <w:sz w:val="22"/>
+                <w:szCs w:val="22"/>
+                <w:color w:val="000000"/>
+              </w:rPr>
+              <w:t xml:space="preserve">0.033</w:t>
             </w:r>
           </w:p>
         </w:tc>
@@ -12212,113 +12212,113 @@
                 <w:szCs w:val="22"/>
                 <w:color w:val="000000"/>
               </w:rPr>
-              <w:t xml:space="preserve">25.2</w:t>
-            </w:r>
-          </w:p>
-        </w:tc>
-        <w:tc>
-          <w:tcPr>
-            <w:tcBorders>
-              <w:bottom w:val="none" w:sz="0" w:space="0" w:color="000000"/>
-              <w:top w:val="none" w:sz="0" w:space="0" w:color="000000"/>
-              <w:left w:val="none" w:sz="0" w:space="0" w:color="000000"/>
-              <w:right w:val="none" w:sz="0" w:space="0" w:color="000000"/>
-            </w:tcBorders>
-            <w:shd w:val="clear" w:color="auto" w:fill="FFFFFF"/>
-            <w:tcMar>
-              <w:top w:w="0" w:type="dxa"/>
-              <w:bottom w:w="0" w:type="dxa"/>
-              <w:left w:w="0" w:type="dxa"/>
-              <w:right w:w="0" w:type="dxa"/>
-            </w:tcMar>
-            <w:vAlign w:val="top"/>
-          </w:tcPr>
-          <w:p>
-            <w:pPr>
-              <w:pStyle w:val="Normal"/>
-              <w:jc w:val="center"/>
-              <w:pBdr>
-                <w:bottom w:val="none" w:sz="0" w:space="0" w:color="000000"/>
-                <w:top w:val="none" w:sz="0" w:space="0" w:color="000000"/>
-                <w:left w:val="none" w:sz="0" w:space="0" w:color="000000"/>
-                <w:right w:val="none" w:sz="0" w:space="0" w:color="000000"/>
-              </w:pBdr>
-              <w:spacing w:after="100" w:before="100" w:line="240"/>
-              <w:ind w:left="100" w:right="100" w:firstLine="0" w:firstLineChars="0"/>
-              <w:rPr>
-                <w:rFonts w:ascii="Helvetica" w:hAnsi="Helvetica" w:eastAsia="Helvetica" w:cs="Helvetica"/>
-                <w:i w:val="false"/>
-                <w:b w:val="false"/>
-                <w:u w:val="none"/>
-                <w:sz w:val="22"/>
-                <w:szCs w:val="22"/>
-                <w:color w:val="000000"/>
-              </w:rPr>
-            </w:pPr>
-            <w:r>
-              <w:rPr>
-                <w:rFonts w:ascii="Helvetica" w:hAnsi="Helvetica" w:eastAsia="Helvetica" w:cs="Helvetica"/>
-                <w:i w:val="false"/>
-                <w:b w:val="false"/>
-                <w:u w:val="none"/>
-                <w:sz w:val="22"/>
-                <w:szCs w:val="22"/>
-                <w:color w:val="000000"/>
-              </w:rPr>
-              <w:t xml:space="preserve">0.39, 1,632</w:t>
-            </w:r>
-          </w:p>
-        </w:tc>
-        <w:tc>
-          <w:tcPr>
-            <w:tcBorders>
-              <w:bottom w:val="none" w:sz="0" w:space="0" w:color="000000"/>
-              <w:top w:val="none" w:sz="0" w:space="0" w:color="000000"/>
-              <w:left w:val="none" w:sz="0" w:space="0" w:color="000000"/>
-              <w:right w:val="none" w:sz="0" w:space="0" w:color="000000"/>
-            </w:tcBorders>
-            <w:shd w:val="clear" w:color="auto" w:fill="FFFFFF"/>
-            <w:tcMar>
-              <w:top w:w="0" w:type="dxa"/>
-              <w:bottom w:w="0" w:type="dxa"/>
-              <w:left w:w="0" w:type="dxa"/>
-              <w:right w:w="0" w:type="dxa"/>
-            </w:tcMar>
-            <w:vAlign w:val="top"/>
-          </w:tcPr>
-          <w:p>
-            <w:pPr>
-              <w:pStyle w:val="Normal"/>
-              <w:jc w:val="center"/>
-              <w:pBdr>
-                <w:bottom w:val="none" w:sz="0" w:space="0" w:color="000000"/>
-                <w:top w:val="none" w:sz="0" w:space="0" w:color="000000"/>
-                <w:left w:val="none" w:sz="0" w:space="0" w:color="000000"/>
-                <w:right w:val="none" w:sz="0" w:space="0" w:color="000000"/>
-              </w:pBdr>
-              <w:spacing w:after="100" w:before="100" w:line="240"/>
-              <w:ind w:left="100" w:right="100" w:firstLine="0" w:firstLineChars="0"/>
-              <w:rPr>
-                <w:rFonts w:ascii="Helvetica" w:hAnsi="Helvetica" w:eastAsia="Helvetica" w:cs="Helvetica"/>
-                <w:i w:val="false"/>
-                <w:b w:val="false"/>
-                <w:u w:val="none"/>
-                <w:sz w:val="22"/>
-                <w:szCs w:val="22"/>
-                <w:color w:val="000000"/>
-              </w:rPr>
-            </w:pPr>
-            <w:r>
-              <w:rPr>
-                <w:rFonts w:ascii="Helvetica" w:hAnsi="Helvetica" w:eastAsia="Helvetica" w:cs="Helvetica"/>
-                <w:i w:val="false"/>
-                <w:b w:val="false"/>
-                <w:u w:val="none"/>
-                <w:sz w:val="22"/>
-                <w:szCs w:val="22"/>
-                <w:color w:val="000000"/>
-              </w:rPr>
-              <w:t xml:space="preserve">0.130</w:t>
+              <w:t xml:space="preserve">44.0</w:t>
+            </w:r>
+          </w:p>
+        </w:tc>
+        <w:tc>
+          <w:tcPr>
+            <w:tcBorders>
+              <w:bottom w:val="none" w:sz="0" w:space="0" w:color="000000"/>
+              <w:top w:val="none" w:sz="0" w:space="0" w:color="000000"/>
+              <w:left w:val="none" w:sz="0" w:space="0" w:color="000000"/>
+              <w:right w:val="none" w:sz="0" w:space="0" w:color="000000"/>
+            </w:tcBorders>
+            <w:shd w:val="clear" w:color="auto" w:fill="FFFFFF"/>
+            <w:tcMar>
+              <w:top w:w="0" w:type="dxa"/>
+              <w:bottom w:w="0" w:type="dxa"/>
+              <w:left w:w="0" w:type="dxa"/>
+              <w:right w:w="0" w:type="dxa"/>
+            </w:tcMar>
+            <w:vAlign w:val="top"/>
+          </w:tcPr>
+          <w:p>
+            <w:pPr>
+              <w:pStyle w:val="Normal"/>
+              <w:jc w:val="center"/>
+              <w:pBdr>
+                <w:bottom w:val="none" w:sz="0" w:space="0" w:color="000000"/>
+                <w:top w:val="none" w:sz="0" w:space="0" w:color="000000"/>
+                <w:left w:val="none" w:sz="0" w:space="0" w:color="000000"/>
+                <w:right w:val="none" w:sz="0" w:space="0" w:color="000000"/>
+              </w:pBdr>
+              <w:spacing w:after="100" w:before="100" w:line="240"/>
+              <w:ind w:left="100" w:right="100" w:firstLine="0" w:firstLineChars="0"/>
+              <w:rPr>
+                <w:rFonts w:ascii="Helvetica" w:hAnsi="Helvetica" w:eastAsia="Helvetica" w:cs="Helvetica"/>
+                <w:i w:val="false"/>
+                <w:b w:val="false"/>
+                <w:u w:val="none"/>
+                <w:sz w:val="22"/>
+                <w:szCs w:val="22"/>
+                <w:color w:val="000000"/>
+              </w:rPr>
+            </w:pPr>
+            <w:r>
+              <w:rPr>
+                <w:rFonts w:ascii="Helvetica" w:hAnsi="Helvetica" w:eastAsia="Helvetica" w:cs="Helvetica"/>
+                <w:i w:val="false"/>
+                <w:b w:val="false"/>
+                <w:u w:val="none"/>
+                <w:sz w:val="22"/>
+                <w:szCs w:val="22"/>
+                <w:color w:val="000000"/>
+              </w:rPr>
+              <w:t xml:space="preserve">0.69, 2,801</w:t>
+            </w:r>
+          </w:p>
+        </w:tc>
+        <w:tc>
+          <w:tcPr>
+            <w:tcBorders>
+              <w:bottom w:val="none" w:sz="0" w:space="0" w:color="000000"/>
+              <w:top w:val="none" w:sz="0" w:space="0" w:color="000000"/>
+              <w:left w:val="none" w:sz="0" w:space="0" w:color="000000"/>
+              <w:right w:val="none" w:sz="0" w:space="0" w:color="000000"/>
+            </w:tcBorders>
+            <w:shd w:val="clear" w:color="auto" w:fill="FFFFFF"/>
+            <w:tcMar>
+              <w:top w:w="0" w:type="dxa"/>
+              <w:bottom w:w="0" w:type="dxa"/>
+              <w:left w:w="0" w:type="dxa"/>
+              <w:right w:w="0" w:type="dxa"/>
+            </w:tcMar>
+            <w:vAlign w:val="top"/>
+          </w:tcPr>
+          <w:p>
+            <w:pPr>
+              <w:pStyle w:val="Normal"/>
+              <w:jc w:val="center"/>
+              <w:pBdr>
+                <w:bottom w:val="none" w:sz="0" w:space="0" w:color="000000"/>
+                <w:top w:val="none" w:sz="0" w:space="0" w:color="000000"/>
+                <w:left w:val="none" w:sz="0" w:space="0" w:color="000000"/>
+                <w:right w:val="none" w:sz="0" w:space="0" w:color="000000"/>
+              </w:pBdr>
+              <w:spacing w:after="100" w:before="100" w:line="240"/>
+              <w:ind w:left="100" w:right="100" w:firstLine="0" w:firstLineChars="0"/>
+              <w:rPr>
+                <w:rFonts w:ascii="Helvetica" w:hAnsi="Helvetica" w:eastAsia="Helvetica" w:cs="Helvetica"/>
+                <w:i w:val="false"/>
+                <w:b w:val="false"/>
+                <w:u w:val="none"/>
+                <w:sz w:val="22"/>
+                <w:szCs w:val="22"/>
+                <w:color w:val="000000"/>
+              </w:rPr>
+            </w:pPr>
+            <w:r>
+              <w:rPr>
+                <w:rFonts w:ascii="Helvetica" w:hAnsi="Helvetica" w:eastAsia="Helvetica" w:cs="Helvetica"/>
+                <w:i w:val="false"/>
+                <w:b w:val="false"/>
+                <w:u w:val="none"/>
+                <w:sz w:val="22"/>
+                <w:szCs w:val="22"/>
+                <w:color w:val="000000"/>
+              </w:rPr>
+              <w:t xml:space="preserve">0.074</w:t>
             </w:r>
           </w:p>
         </w:tc>
@@ -13178,113 +13178,113 @@
                 <w:szCs w:val="22"/>
                 <w:color w:val="000000"/>
               </w:rPr>
-              <w:t xml:space="preserve">0.95</w:t>
-            </w:r>
-          </w:p>
-        </w:tc>
-        <w:tc>
-          <w:tcPr>
-            <w:tcBorders>
-              <w:bottom w:val="none" w:sz="0" w:space="0" w:color="000000"/>
-              <w:top w:val="none" w:sz="0" w:space="0" w:color="000000"/>
-              <w:left w:val="none" w:sz="0" w:space="0" w:color="000000"/>
-              <w:right w:val="none" w:sz="0" w:space="0" w:color="000000"/>
-            </w:tcBorders>
-            <w:shd w:val="clear" w:color="auto" w:fill="FFFFFF"/>
-            <w:tcMar>
-              <w:top w:w="0" w:type="dxa"/>
-              <w:bottom w:w="0" w:type="dxa"/>
-              <w:left w:w="0" w:type="dxa"/>
-              <w:right w:w="0" w:type="dxa"/>
-            </w:tcMar>
-            <w:vAlign w:val="top"/>
-          </w:tcPr>
-          <w:p>
-            <w:pPr>
-              <w:pStyle w:val="Normal"/>
-              <w:jc w:val="center"/>
-              <w:pBdr>
-                <w:bottom w:val="none" w:sz="0" w:space="0" w:color="000000"/>
-                <w:top w:val="none" w:sz="0" w:space="0" w:color="000000"/>
-                <w:left w:val="none" w:sz="0" w:space="0" w:color="000000"/>
-                <w:right w:val="none" w:sz="0" w:space="0" w:color="000000"/>
-              </w:pBdr>
-              <w:spacing w:after="100" w:before="100" w:line="240"/>
-              <w:ind w:left="100" w:right="100" w:firstLine="0" w:firstLineChars="0"/>
-              <w:rPr>
-                <w:rFonts w:ascii="Helvetica" w:hAnsi="Helvetica" w:eastAsia="Helvetica" w:cs="Helvetica"/>
-                <w:i w:val="false"/>
-                <w:b w:val="false"/>
-                <w:u w:val="none"/>
-                <w:sz w:val="22"/>
-                <w:szCs w:val="22"/>
-                <w:color w:val="000000"/>
-              </w:rPr>
-            </w:pPr>
-            <w:r>
-              <w:rPr>
-                <w:rFonts w:ascii="Helvetica" w:hAnsi="Helvetica" w:eastAsia="Helvetica" w:cs="Helvetica"/>
-                <w:i w:val="false"/>
-                <w:b w:val="false"/>
-                <w:u w:val="none"/>
-                <w:sz w:val="22"/>
-                <w:szCs w:val="22"/>
-                <w:color w:val="000000"/>
-              </w:rPr>
-              <w:t xml:space="preserve">0.80, 1.13</w:t>
-            </w:r>
-          </w:p>
-        </w:tc>
-        <w:tc>
-          <w:tcPr>
-            <w:tcBorders>
-              <w:bottom w:val="none" w:sz="0" w:space="0" w:color="000000"/>
-              <w:top w:val="none" w:sz="0" w:space="0" w:color="000000"/>
-              <w:left w:val="none" w:sz="0" w:space="0" w:color="000000"/>
-              <w:right w:val="none" w:sz="0" w:space="0" w:color="000000"/>
-            </w:tcBorders>
-            <w:shd w:val="clear" w:color="auto" w:fill="FFFFFF"/>
-            <w:tcMar>
-              <w:top w:w="0" w:type="dxa"/>
-              <w:bottom w:w="0" w:type="dxa"/>
-              <w:left w:w="0" w:type="dxa"/>
-              <w:right w:w="0" w:type="dxa"/>
-            </w:tcMar>
-            <w:vAlign w:val="top"/>
-          </w:tcPr>
-          <w:p>
-            <w:pPr>
-              <w:pStyle w:val="Normal"/>
-              <w:jc w:val="center"/>
-              <w:pBdr>
-                <w:bottom w:val="none" w:sz="0" w:space="0" w:color="000000"/>
-                <w:top w:val="none" w:sz="0" w:space="0" w:color="000000"/>
-                <w:left w:val="none" w:sz="0" w:space="0" w:color="000000"/>
-                <w:right w:val="none" w:sz="0" w:space="0" w:color="000000"/>
-              </w:pBdr>
-              <w:spacing w:after="100" w:before="100" w:line="240"/>
-              <w:ind w:left="100" w:right="100" w:firstLine="0" w:firstLineChars="0"/>
-              <w:rPr>
-                <w:rFonts w:ascii="Helvetica" w:hAnsi="Helvetica" w:eastAsia="Helvetica" w:cs="Helvetica"/>
-                <w:i w:val="false"/>
-                <w:b w:val="false"/>
-                <w:u w:val="none"/>
-                <w:sz w:val="22"/>
-                <w:szCs w:val="22"/>
-                <w:color w:val="000000"/>
-              </w:rPr>
-            </w:pPr>
-            <w:r>
-              <w:rPr>
-                <w:rFonts w:ascii="Helvetica" w:hAnsi="Helvetica" w:eastAsia="Helvetica" w:cs="Helvetica"/>
-                <w:i w:val="false"/>
-                <w:b w:val="false"/>
-                <w:u w:val="none"/>
-                <w:sz w:val="22"/>
-                <w:szCs w:val="22"/>
-                <w:color w:val="000000"/>
-              </w:rPr>
-              <w:t xml:space="preserve">0.580</w:t>
+              <w:t xml:space="preserve">0.97</w:t>
+            </w:r>
+          </w:p>
+        </w:tc>
+        <w:tc>
+          <w:tcPr>
+            <w:tcBorders>
+              <w:bottom w:val="none" w:sz="0" w:space="0" w:color="000000"/>
+              <w:top w:val="none" w:sz="0" w:space="0" w:color="000000"/>
+              <w:left w:val="none" w:sz="0" w:space="0" w:color="000000"/>
+              <w:right w:val="none" w:sz="0" w:space="0" w:color="000000"/>
+            </w:tcBorders>
+            <w:shd w:val="clear" w:color="auto" w:fill="FFFFFF"/>
+            <w:tcMar>
+              <w:top w:w="0" w:type="dxa"/>
+              <w:bottom w:w="0" w:type="dxa"/>
+              <w:left w:w="0" w:type="dxa"/>
+              <w:right w:w="0" w:type="dxa"/>
+            </w:tcMar>
+            <w:vAlign w:val="top"/>
+          </w:tcPr>
+          <w:p>
+            <w:pPr>
+              <w:pStyle w:val="Normal"/>
+              <w:jc w:val="center"/>
+              <w:pBdr>
+                <w:bottom w:val="none" w:sz="0" w:space="0" w:color="000000"/>
+                <w:top w:val="none" w:sz="0" w:space="0" w:color="000000"/>
+                <w:left w:val="none" w:sz="0" w:space="0" w:color="000000"/>
+                <w:right w:val="none" w:sz="0" w:space="0" w:color="000000"/>
+              </w:pBdr>
+              <w:spacing w:after="100" w:before="100" w:line="240"/>
+              <w:ind w:left="100" w:right="100" w:firstLine="0" w:firstLineChars="0"/>
+              <w:rPr>
+                <w:rFonts w:ascii="Helvetica" w:hAnsi="Helvetica" w:eastAsia="Helvetica" w:cs="Helvetica"/>
+                <w:i w:val="false"/>
+                <w:b w:val="false"/>
+                <w:u w:val="none"/>
+                <w:sz w:val="22"/>
+                <w:szCs w:val="22"/>
+                <w:color w:val="000000"/>
+              </w:rPr>
+            </w:pPr>
+            <w:r>
+              <w:rPr>
+                <w:rFonts w:ascii="Helvetica" w:hAnsi="Helvetica" w:eastAsia="Helvetica" w:cs="Helvetica"/>
+                <w:i w:val="false"/>
+                <w:b w:val="false"/>
+                <w:u w:val="none"/>
+                <w:sz w:val="22"/>
+                <w:szCs w:val="22"/>
+                <w:color w:val="000000"/>
+              </w:rPr>
+              <w:t xml:space="preserve">0.81, 1.17</w:t>
+            </w:r>
+          </w:p>
+        </w:tc>
+        <w:tc>
+          <w:tcPr>
+            <w:tcBorders>
+              <w:bottom w:val="none" w:sz="0" w:space="0" w:color="000000"/>
+              <w:top w:val="none" w:sz="0" w:space="0" w:color="000000"/>
+              <w:left w:val="none" w:sz="0" w:space="0" w:color="000000"/>
+              <w:right w:val="none" w:sz="0" w:space="0" w:color="000000"/>
+            </w:tcBorders>
+            <w:shd w:val="clear" w:color="auto" w:fill="FFFFFF"/>
+            <w:tcMar>
+              <w:top w:w="0" w:type="dxa"/>
+              <w:bottom w:w="0" w:type="dxa"/>
+              <w:left w:w="0" w:type="dxa"/>
+              <w:right w:w="0" w:type="dxa"/>
+            </w:tcMar>
+            <w:vAlign w:val="top"/>
+          </w:tcPr>
+          <w:p>
+            <w:pPr>
+              <w:pStyle w:val="Normal"/>
+              <w:jc w:val="center"/>
+              <w:pBdr>
+                <w:bottom w:val="none" w:sz="0" w:space="0" w:color="000000"/>
+                <w:top w:val="none" w:sz="0" w:space="0" w:color="000000"/>
+                <w:left w:val="none" w:sz="0" w:space="0" w:color="000000"/>
+                <w:right w:val="none" w:sz="0" w:space="0" w:color="000000"/>
+              </w:pBdr>
+              <w:spacing w:after="100" w:before="100" w:line="240"/>
+              <w:ind w:left="100" w:right="100" w:firstLine="0" w:firstLineChars="0"/>
+              <w:rPr>
+                <w:rFonts w:ascii="Helvetica" w:hAnsi="Helvetica" w:eastAsia="Helvetica" w:cs="Helvetica"/>
+                <w:i w:val="false"/>
+                <w:b w:val="false"/>
+                <w:u w:val="none"/>
+                <w:sz w:val="22"/>
+                <w:szCs w:val="22"/>
+                <w:color w:val="000000"/>
+              </w:rPr>
+            </w:pPr>
+            <w:r>
+              <w:rPr>
+                <w:rFonts w:ascii="Helvetica" w:hAnsi="Helvetica" w:eastAsia="Helvetica" w:cs="Helvetica"/>
+                <w:i w:val="false"/>
+                <w:b w:val="false"/>
+                <w:u w:val="none"/>
+                <w:sz w:val="22"/>
+                <w:szCs w:val="22"/>
+                <w:color w:val="000000"/>
+              </w:rPr>
+              <w:t xml:space="preserve">0.780</w:t>
             </w:r>
           </w:p>
         </w:tc>
@@ -13714,60 +13714,60 @@
                 <w:szCs w:val="22"/>
                 <w:color w:val="000000"/>
               </w:rPr>
-              <w:t xml:space="preserve">0.00, 0.49</w:t>
-            </w:r>
-          </w:p>
-        </w:tc>
-        <w:tc>
-          <w:tcPr>
-            <w:tcBorders>
-              <w:bottom w:val="none" w:sz="0" w:space="0" w:color="000000"/>
-              <w:top w:val="none" w:sz="0" w:space="0" w:color="000000"/>
-              <w:left w:val="none" w:sz="0" w:space="0" w:color="000000"/>
-              <w:right w:val="none" w:sz="0" w:space="0" w:color="000000"/>
-            </w:tcBorders>
-            <w:shd w:val="clear" w:color="auto" w:fill="FFFFFF"/>
-            <w:tcMar>
-              <w:top w:w="0" w:type="dxa"/>
-              <w:bottom w:w="0" w:type="dxa"/>
-              <w:left w:w="0" w:type="dxa"/>
-              <w:right w:w="0" w:type="dxa"/>
-            </w:tcMar>
-            <w:vAlign w:val="top"/>
-          </w:tcPr>
-          <w:p>
-            <w:pPr>
-              <w:pStyle w:val="Normal"/>
-              <w:jc w:val="center"/>
-              <w:pBdr>
-                <w:bottom w:val="none" w:sz="0" w:space="0" w:color="000000"/>
-                <w:top w:val="none" w:sz="0" w:space="0" w:color="000000"/>
-                <w:left w:val="none" w:sz="0" w:space="0" w:color="000000"/>
-                <w:right w:val="none" w:sz="0" w:space="0" w:color="000000"/>
-              </w:pBdr>
-              <w:spacing w:after="100" w:before="100" w:line="240"/>
-              <w:ind w:left="100" w:right="100" w:firstLine="0" w:firstLineChars="0"/>
-              <w:rPr>
-                <w:rFonts w:ascii="Helvetica" w:hAnsi="Helvetica" w:eastAsia="Helvetica" w:cs="Helvetica"/>
-                <w:i w:val="false"/>
-                <w:b w:val="false"/>
-                <w:u w:val="none"/>
-                <w:sz w:val="22"/>
-                <w:szCs w:val="22"/>
-                <w:color w:val="000000"/>
-              </w:rPr>
-            </w:pPr>
-            <w:r>
-              <w:rPr>
-                <w:rFonts w:ascii="Helvetica" w:hAnsi="Helvetica" w:eastAsia="Helvetica" w:cs="Helvetica"/>
-                <w:i w:val="false"/>
-                <w:b w:val="false"/>
-                <w:u w:val="none"/>
-                <w:sz w:val="22"/>
-                <w:szCs w:val="22"/>
-                <w:color w:val="000000"/>
-              </w:rPr>
-              <w:t xml:space="preserve">0.021</w:t>
+              <w:t xml:space="preserve">0.00, 0.62</w:t>
+            </w:r>
+          </w:p>
+        </w:tc>
+        <w:tc>
+          <w:tcPr>
+            <w:tcBorders>
+              <w:bottom w:val="none" w:sz="0" w:space="0" w:color="000000"/>
+              <w:top w:val="none" w:sz="0" w:space="0" w:color="000000"/>
+              <w:left w:val="none" w:sz="0" w:space="0" w:color="000000"/>
+              <w:right w:val="none" w:sz="0" w:space="0" w:color="000000"/>
+            </w:tcBorders>
+            <w:shd w:val="clear" w:color="auto" w:fill="FFFFFF"/>
+            <w:tcMar>
+              <w:top w:w="0" w:type="dxa"/>
+              <w:bottom w:w="0" w:type="dxa"/>
+              <w:left w:w="0" w:type="dxa"/>
+              <w:right w:w="0" w:type="dxa"/>
+            </w:tcMar>
+            <w:vAlign w:val="top"/>
+          </w:tcPr>
+          <w:p>
+            <w:pPr>
+              <w:pStyle w:val="Normal"/>
+              <w:jc w:val="center"/>
+              <w:pBdr>
+                <w:bottom w:val="none" w:sz="0" w:space="0" w:color="000000"/>
+                <w:top w:val="none" w:sz="0" w:space="0" w:color="000000"/>
+                <w:left w:val="none" w:sz="0" w:space="0" w:color="000000"/>
+                <w:right w:val="none" w:sz="0" w:space="0" w:color="000000"/>
+              </w:pBdr>
+              <w:spacing w:after="100" w:before="100" w:line="240"/>
+              <w:ind w:left="100" w:right="100" w:firstLine="0" w:firstLineChars="0"/>
+              <w:rPr>
+                <w:rFonts w:ascii="Helvetica" w:hAnsi="Helvetica" w:eastAsia="Helvetica" w:cs="Helvetica"/>
+                <w:i w:val="false"/>
+                <w:b w:val="false"/>
+                <w:u w:val="none"/>
+                <w:sz w:val="22"/>
+                <w:szCs w:val="22"/>
+                <w:color w:val="000000"/>
+              </w:rPr>
+            </w:pPr>
+            <w:r>
+              <w:rPr>
+                <w:rFonts w:ascii="Helvetica" w:hAnsi="Helvetica" w:eastAsia="Helvetica" w:cs="Helvetica"/>
+                <w:i w:val="false"/>
+                <w:b w:val="false"/>
+                <w:u w:val="none"/>
+                <w:sz w:val="22"/>
+                <w:szCs w:val="22"/>
+                <w:color w:val="000000"/>
+              </w:rPr>
+              <w:t xml:space="preserve">0.030</w:t>
             </w:r>
           </w:p>
         </w:tc>
@@ -14144,113 +14144,113 @@
                 <w:szCs w:val="22"/>
                 <w:color w:val="000000"/>
               </w:rPr>
-              <w:t xml:space="preserve">1.71</w:t>
-            </w:r>
-          </w:p>
-        </w:tc>
-        <w:tc>
-          <w:tcPr>
-            <w:tcBorders>
-              <w:bottom w:val="none" w:sz="0" w:space="0" w:color="000000"/>
-              <w:top w:val="none" w:sz="0" w:space="0" w:color="000000"/>
-              <w:left w:val="none" w:sz="0" w:space="0" w:color="000000"/>
-              <w:right w:val="none" w:sz="0" w:space="0" w:color="000000"/>
-            </w:tcBorders>
-            <w:shd w:val="clear" w:color="auto" w:fill="FFFFFF"/>
-            <w:tcMar>
-              <w:top w:w="0" w:type="dxa"/>
-              <w:bottom w:w="0" w:type="dxa"/>
-              <w:left w:w="0" w:type="dxa"/>
-              <w:right w:w="0" w:type="dxa"/>
-            </w:tcMar>
-            <w:vAlign w:val="top"/>
-          </w:tcPr>
-          <w:p>
-            <w:pPr>
-              <w:pStyle w:val="Normal"/>
-              <w:jc w:val="center"/>
-              <w:pBdr>
-                <w:bottom w:val="none" w:sz="0" w:space="0" w:color="000000"/>
-                <w:top w:val="none" w:sz="0" w:space="0" w:color="000000"/>
-                <w:left w:val="none" w:sz="0" w:space="0" w:color="000000"/>
-                <w:right w:val="none" w:sz="0" w:space="0" w:color="000000"/>
-              </w:pBdr>
-              <w:spacing w:after="100" w:before="100" w:line="240"/>
-              <w:ind w:left="100" w:right="100" w:firstLine="0" w:firstLineChars="0"/>
-              <w:rPr>
-                <w:rFonts w:ascii="Helvetica" w:hAnsi="Helvetica" w:eastAsia="Helvetica" w:cs="Helvetica"/>
-                <w:i w:val="false"/>
-                <w:b w:val="false"/>
-                <w:u w:val="none"/>
-                <w:sz w:val="22"/>
-                <w:szCs w:val="22"/>
-                <w:color w:val="000000"/>
-              </w:rPr>
-            </w:pPr>
-            <w:r>
-              <w:rPr>
-                <w:rFonts w:ascii="Helvetica" w:hAnsi="Helvetica" w:eastAsia="Helvetica" w:cs="Helvetica"/>
-                <w:i w:val="false"/>
-                <w:b w:val="false"/>
-                <w:u w:val="none"/>
-                <w:sz w:val="22"/>
-                <w:szCs w:val="22"/>
-                <w:color w:val="000000"/>
-              </w:rPr>
-              <w:t xml:space="preserve">0.19, 15.0</w:t>
-            </w:r>
-          </w:p>
-        </w:tc>
-        <w:tc>
-          <w:tcPr>
-            <w:tcBorders>
-              <w:bottom w:val="none" w:sz="0" w:space="0" w:color="000000"/>
-              <w:top w:val="none" w:sz="0" w:space="0" w:color="000000"/>
-              <w:left w:val="none" w:sz="0" w:space="0" w:color="000000"/>
-              <w:right w:val="none" w:sz="0" w:space="0" w:color="000000"/>
-            </w:tcBorders>
-            <w:shd w:val="clear" w:color="auto" w:fill="FFFFFF"/>
-            <w:tcMar>
-              <w:top w:w="0" w:type="dxa"/>
-              <w:bottom w:w="0" w:type="dxa"/>
-              <w:left w:w="0" w:type="dxa"/>
-              <w:right w:w="0" w:type="dxa"/>
-            </w:tcMar>
-            <w:vAlign w:val="top"/>
-          </w:tcPr>
-          <w:p>
-            <w:pPr>
-              <w:pStyle w:val="Normal"/>
-              <w:jc w:val="center"/>
-              <w:pBdr>
-                <w:bottom w:val="none" w:sz="0" w:space="0" w:color="000000"/>
-                <w:top w:val="none" w:sz="0" w:space="0" w:color="000000"/>
-                <w:left w:val="none" w:sz="0" w:space="0" w:color="000000"/>
-                <w:right w:val="none" w:sz="0" w:space="0" w:color="000000"/>
-              </w:pBdr>
-              <w:spacing w:after="100" w:before="100" w:line="240"/>
-              <w:ind w:left="100" w:right="100" w:firstLine="0" w:firstLineChars="0"/>
-              <w:rPr>
-                <w:rFonts w:ascii="Helvetica" w:hAnsi="Helvetica" w:eastAsia="Helvetica" w:cs="Helvetica"/>
-                <w:i w:val="false"/>
-                <w:b w:val="false"/>
-                <w:u w:val="none"/>
-                <w:sz w:val="22"/>
-                <w:szCs w:val="22"/>
-                <w:color w:val="000000"/>
-              </w:rPr>
-            </w:pPr>
-            <w:r>
-              <w:rPr>
-                <w:rFonts w:ascii="Helvetica" w:hAnsi="Helvetica" w:eastAsia="Helvetica" w:cs="Helvetica"/>
-                <w:i w:val="false"/>
-                <w:b w:val="false"/>
-                <w:u w:val="none"/>
-                <w:sz w:val="22"/>
-                <w:szCs w:val="22"/>
-                <w:color w:val="000000"/>
-              </w:rPr>
-              <w:t xml:space="preserve">0.630</w:t>
+              <w:t xml:space="preserve">1.75</w:t>
+            </w:r>
+          </w:p>
+        </w:tc>
+        <w:tc>
+          <w:tcPr>
+            <w:tcBorders>
+              <w:bottom w:val="none" w:sz="0" w:space="0" w:color="000000"/>
+              <w:top w:val="none" w:sz="0" w:space="0" w:color="000000"/>
+              <w:left w:val="none" w:sz="0" w:space="0" w:color="000000"/>
+              <w:right w:val="none" w:sz="0" w:space="0" w:color="000000"/>
+            </w:tcBorders>
+            <w:shd w:val="clear" w:color="auto" w:fill="FFFFFF"/>
+            <w:tcMar>
+              <w:top w:w="0" w:type="dxa"/>
+              <w:bottom w:w="0" w:type="dxa"/>
+              <w:left w:w="0" w:type="dxa"/>
+              <w:right w:w="0" w:type="dxa"/>
+            </w:tcMar>
+            <w:vAlign w:val="top"/>
+          </w:tcPr>
+          <w:p>
+            <w:pPr>
+              <w:pStyle w:val="Normal"/>
+              <w:jc w:val="center"/>
+              <w:pBdr>
+                <w:bottom w:val="none" w:sz="0" w:space="0" w:color="000000"/>
+                <w:top w:val="none" w:sz="0" w:space="0" w:color="000000"/>
+                <w:left w:val="none" w:sz="0" w:space="0" w:color="000000"/>
+                <w:right w:val="none" w:sz="0" w:space="0" w:color="000000"/>
+              </w:pBdr>
+              <w:spacing w:after="100" w:before="100" w:line="240"/>
+              <w:ind w:left="100" w:right="100" w:firstLine="0" w:firstLineChars="0"/>
+              <w:rPr>
+                <w:rFonts w:ascii="Helvetica" w:hAnsi="Helvetica" w:eastAsia="Helvetica" w:cs="Helvetica"/>
+                <w:i w:val="false"/>
+                <w:b w:val="false"/>
+                <w:u w:val="none"/>
+                <w:sz w:val="22"/>
+                <w:szCs w:val="22"/>
+                <w:color w:val="000000"/>
+              </w:rPr>
+            </w:pPr>
+            <w:r>
+              <w:rPr>
+                <w:rFonts w:ascii="Helvetica" w:hAnsi="Helvetica" w:eastAsia="Helvetica" w:cs="Helvetica"/>
+                <w:i w:val="false"/>
+                <w:b w:val="false"/>
+                <w:u w:val="none"/>
+                <w:sz w:val="22"/>
+                <w:szCs w:val="22"/>
+                <w:color w:val="000000"/>
+              </w:rPr>
+              <w:t xml:space="preserve">0.24, 12.7</w:t>
+            </w:r>
+          </w:p>
+        </w:tc>
+        <w:tc>
+          <w:tcPr>
+            <w:tcBorders>
+              <w:bottom w:val="none" w:sz="0" w:space="0" w:color="000000"/>
+              <w:top w:val="none" w:sz="0" w:space="0" w:color="000000"/>
+              <w:left w:val="none" w:sz="0" w:space="0" w:color="000000"/>
+              <w:right w:val="none" w:sz="0" w:space="0" w:color="000000"/>
+            </w:tcBorders>
+            <w:shd w:val="clear" w:color="auto" w:fill="FFFFFF"/>
+            <w:tcMar>
+              <w:top w:w="0" w:type="dxa"/>
+              <w:bottom w:w="0" w:type="dxa"/>
+              <w:left w:w="0" w:type="dxa"/>
+              <w:right w:w="0" w:type="dxa"/>
+            </w:tcMar>
+            <w:vAlign w:val="top"/>
+          </w:tcPr>
+          <w:p>
+            <w:pPr>
+              <w:pStyle w:val="Normal"/>
+              <w:jc w:val="center"/>
+              <w:pBdr>
+                <w:bottom w:val="none" w:sz="0" w:space="0" w:color="000000"/>
+                <w:top w:val="none" w:sz="0" w:space="0" w:color="000000"/>
+                <w:left w:val="none" w:sz="0" w:space="0" w:color="000000"/>
+                <w:right w:val="none" w:sz="0" w:space="0" w:color="000000"/>
+              </w:pBdr>
+              <w:spacing w:after="100" w:before="100" w:line="240"/>
+              <w:ind w:left="100" w:right="100" w:firstLine="0" w:firstLineChars="0"/>
+              <w:rPr>
+                <w:rFonts w:ascii="Helvetica" w:hAnsi="Helvetica" w:eastAsia="Helvetica" w:cs="Helvetica"/>
+                <w:i w:val="false"/>
+                <w:b w:val="false"/>
+                <w:u w:val="none"/>
+                <w:sz w:val="22"/>
+                <w:szCs w:val="22"/>
+                <w:color w:val="000000"/>
+              </w:rPr>
+            </w:pPr>
+            <w:r>
+              <w:rPr>
+                <w:rFonts w:ascii="Helvetica" w:hAnsi="Helvetica" w:eastAsia="Helvetica" w:cs="Helvetica"/>
+                <w:i w:val="false"/>
+                <w:b w:val="false"/>
+                <w:u w:val="none"/>
+                <w:sz w:val="22"/>
+                <w:szCs w:val="22"/>
+                <w:color w:val="000000"/>
+              </w:rPr>
+              <w:t xml:space="preserve">0.580</w:t>
             </w:r>
           </w:p>
         </w:tc>
@@ -14309,7 +14309,7 @@
                 <w:szCs w:val="22"/>
                 <w:color w:val="000000"/>
               </w:rPr>
-              <w:t xml:space="preserve">ckd_epi_gfr_cre_cys</w:t>
+              <w:t xml:space="preserve">baseline_cre_egfr</w:t>
             </w:r>
           </w:p>
         </w:tc>
@@ -14468,7 +14468,7 @@
                 <w:szCs w:val="22"/>
                 <w:color w:val="000000"/>
               </w:rPr>
-              <w:t xml:space="preserve">0.94, 0.99</w:t>
+              <w:t xml:space="preserve">0.95, 0.99</w:t>
             </w:r>
           </w:p>
         </w:tc>
@@ -14521,7 +14521,7 @@
                 <w:szCs w:val="22"/>
                 <w:color w:val="000000"/>
               </w:rPr>
-              <w:t xml:space="preserve">0.005</w:t>
+              <w:t xml:space="preserve">0.014</w:t>
             </w:r>
           </w:p>
         </w:tc>
@@ -14627,7 +14627,7 @@
                 <w:szCs w:val="22"/>
                 <w:color w:val="000000"/>
               </w:rPr>
-              <w:t xml:space="preserve">0.96</w:t>
+              <w:t xml:space="preserve">0.99</w:t>
             </w:r>
           </w:p>
         </w:tc>
@@ -14680,7 +14680,7 @@
                 <w:szCs w:val="22"/>
                 <w:color w:val="000000"/>
               </w:rPr>
-              <w:t xml:space="preserve">0.91, 1.02</w:t>
+              <w:t xml:space="preserve">0.93, 1.05</w:t>
             </w:r>
           </w:p>
         </w:tc>
@@ -14733,7 +14733,7 @@
                 <w:szCs w:val="22"/>
                 <w:color w:val="000000"/>
               </w:rPr>
-              <w:t xml:space="preserve">0.230</w:t>
+              <w:t xml:space="preserve">0.700</w:t>
             </w:r>
           </w:p>
         </w:tc>
